--- a/results/summary.docx
+++ b/results/summary.docx
@@ -26,7 +26,6 @@
           <w:trHeight w:val="759" w:hRule="auto"/>
           <w:tblHeader/>
         </w:trPr>
-        header 1
         <w:tc>
           <w:tcPr>
             <w:tcBorders>
@@ -61,17 +60,19 @@
                 <w:i w:val="false"/>
                 <w:b w:val="false"/>
                 <w:u w:val="none"/>
-                <w:sz w:val="22"/>
-                <w:szCs w:val="22"/>
-                <w:color w:val="000000"/>
-              </w:rPr>
-            </w:pPr>
-            <w:r>
-              <w:rPr>
-                <w:rFonts w:ascii="Helvetica" w:hAnsi="Helvetica" w:eastAsia="Helvetica" w:cs="Helvetica"/>
-                <w:i w:val="false"/>
-                <w:b w:val="false"/>
-                <w:u w:val="none"/>
+                <w:strike w:val="false"/>
+                <w:sz w:val="22"/>
+                <w:szCs w:val="22"/>
+                <w:color w:val="000000"/>
+              </w:rPr>
+            </w:pPr>
+            <w:r>
+              <w:rPr>
+                <w:rFonts w:ascii="Helvetica" w:hAnsi="Helvetica" w:eastAsia="Helvetica" w:cs="Helvetica"/>
+                <w:i w:val="false"/>
+                <w:b w:val="false"/>
+                <w:u w:val="none"/>
+                <w:strike w:val="false"/>
                 <w:sz w:val="22"/>
                 <w:szCs w:val="22"/>
                 <w:color w:val="000000"/>
@@ -114,6 +115,7 @@
                 <w:i w:val="false"/>
                 <w:b w:val="false"/>
                 <w:u w:val="none"/>
+                <w:strike w:val="false"/>
                 <w:sz w:val="22"/>
                 <w:szCs w:val="22"/>
                 <w:color w:val="000000"/>
@@ -125,6 +127,7 @@
                 <w:i w:val="false"/>
                 <w:b w:val="true"/>
                 <w:u w:val="none"/>
+                <w:strike w:val="false"/>
                 <w:sz w:val="22"/>
                 <w:szCs w:val="22"/>
                 <w:color w:val="000000"/>
@@ -137,6 +140,7 @@
                 <w:i w:val="false"/>
                 <w:b w:val="false"/>
                 <w:u w:val="none"/>
+                <w:strike w:val="false"/>
                 <w:sz w:val="22"/>
                 <w:szCs w:val="22"/>
                 <w:color w:val="000000"/>
@@ -149,6 +153,7 @@
                 <w:i w:val="false"/>
                 <w:b w:val="false"/>
                 <w:u w:val="none"/>
+                <w:strike w:val="false"/>
                 <w:sz w:val="22"/>
                 <w:szCs w:val="22"/>
                 <w:color w:val="000000"/>
@@ -161,6 +166,7 @@
                 <w:i w:val="false"/>
                 <w:b w:val="false"/>
                 <w:u w:val="none"/>
+                <w:strike w:val="false"/>
                 <w:sz w:val="22"/>
                 <w:szCs w:val="22"/>
                 <w:color w:val="000000"/>
@@ -173,6 +179,7 @@
                 <w:i w:val="false"/>
                 <w:b w:val="false"/>
                 <w:u w:val="none"/>
+                <w:strike w:val="false"/>
                 <w:vertAlign w:val="superscript"/>
                 <w:sz w:val="22"/>
                 <w:szCs w:val="22"/>
@@ -216,6 +223,7 @@
                 <w:i w:val="false"/>
                 <w:b w:val="false"/>
                 <w:u w:val="none"/>
+                <w:strike w:val="false"/>
                 <w:sz w:val="22"/>
                 <w:szCs w:val="22"/>
                 <w:color w:val="000000"/>
@@ -227,6 +235,7 @@
                 <w:i w:val="false"/>
                 <w:b w:val="true"/>
                 <w:u w:val="none"/>
+                <w:strike w:val="false"/>
                 <w:sz w:val="22"/>
                 <w:szCs w:val="22"/>
                 <w:color w:val="000000"/>
@@ -239,6 +248,7 @@
                 <w:i w:val="false"/>
                 <w:b w:val="false"/>
                 <w:u w:val="none"/>
+                <w:strike w:val="false"/>
                 <w:sz w:val="22"/>
                 <w:szCs w:val="22"/>
                 <w:color w:val="000000"/>
@@ -251,6 +261,7 @@
                 <w:i w:val="false"/>
                 <w:b w:val="false"/>
                 <w:u w:val="none"/>
+                <w:strike w:val="false"/>
                 <w:sz w:val="22"/>
                 <w:szCs w:val="22"/>
                 <w:color w:val="000000"/>
@@ -263,6 +274,7 @@
                 <w:i w:val="false"/>
                 <w:b w:val="false"/>
                 <w:u w:val="none"/>
+                <w:strike w:val="false"/>
                 <w:sz w:val="22"/>
                 <w:szCs w:val="22"/>
                 <w:color w:val="000000"/>
@@ -275,6 +287,7 @@
                 <w:i w:val="false"/>
                 <w:b w:val="false"/>
                 <w:u w:val="none"/>
+                <w:strike w:val="false"/>
                 <w:vertAlign w:val="superscript"/>
                 <w:sz w:val="22"/>
                 <w:szCs w:val="22"/>
@@ -289,7 +302,6 @@
         <w:trPr>
           <w:trHeight w:val="616" w:hRule="auto"/>
         </w:trPr>
-        body 1
         <w:tc>
           <w:tcPr>
             <w:tcBorders>
@@ -324,17 +336,19 @@
                 <w:i w:val="false"/>
                 <w:b w:val="false"/>
                 <w:u w:val="none"/>
-                <w:sz w:val="22"/>
-                <w:szCs w:val="22"/>
-                <w:color w:val="000000"/>
-              </w:rPr>
-            </w:pPr>
-            <w:r>
-              <w:rPr>
-                <w:rFonts w:ascii="Helvetica" w:hAnsi="Helvetica" w:eastAsia="Helvetica" w:cs="Helvetica"/>
-                <w:i w:val="false"/>
-                <w:b w:val="false"/>
-                <w:u w:val="none"/>
+                <w:strike w:val="false"/>
+                <w:sz w:val="22"/>
+                <w:szCs w:val="22"/>
+                <w:color w:val="000000"/>
+              </w:rPr>
+            </w:pPr>
+            <w:r>
+              <w:rPr>
+                <w:rFonts w:ascii="Helvetica" w:hAnsi="Helvetica" w:eastAsia="Helvetica" w:cs="Helvetica"/>
+                <w:i w:val="false"/>
+                <w:b w:val="false"/>
+                <w:u w:val="none"/>
+                <w:strike w:val="false"/>
                 <w:sz w:val="22"/>
                 <w:szCs w:val="22"/>
                 <w:color w:val="000000"/>
@@ -377,17 +391,19 @@
                 <w:i w:val="false"/>
                 <w:b w:val="false"/>
                 <w:u w:val="none"/>
-                <w:sz w:val="22"/>
-                <w:szCs w:val="22"/>
-                <w:color w:val="000000"/>
-              </w:rPr>
-            </w:pPr>
-            <w:r>
-              <w:rPr>
-                <w:rFonts w:ascii="Helvetica" w:hAnsi="Helvetica" w:eastAsia="Helvetica" w:cs="Helvetica"/>
-                <w:i w:val="false"/>
-                <w:b w:val="false"/>
-                <w:u w:val="none"/>
+                <w:strike w:val="false"/>
+                <w:sz w:val="22"/>
+                <w:szCs w:val="22"/>
+                <w:color w:val="000000"/>
+              </w:rPr>
+            </w:pPr>
+            <w:r>
+              <w:rPr>
+                <w:rFonts w:ascii="Helvetica" w:hAnsi="Helvetica" w:eastAsia="Helvetica" w:cs="Helvetica"/>
+                <w:i w:val="false"/>
+                <w:b w:val="false"/>
+                <w:u w:val="none"/>
+                <w:strike w:val="false"/>
                 <w:sz w:val="22"/>
                 <w:szCs w:val="22"/>
                 <w:color w:val="000000"/>
@@ -430,17 +446,19 @@
                 <w:i w:val="false"/>
                 <w:b w:val="false"/>
                 <w:u w:val="none"/>
-                <w:sz w:val="22"/>
-                <w:szCs w:val="22"/>
-                <w:color w:val="000000"/>
-              </w:rPr>
-            </w:pPr>
-            <w:r>
-              <w:rPr>
-                <w:rFonts w:ascii="Helvetica" w:hAnsi="Helvetica" w:eastAsia="Helvetica" w:cs="Helvetica"/>
-                <w:i w:val="false"/>
-                <w:b w:val="false"/>
-                <w:u w:val="none"/>
+                <w:strike w:val="false"/>
+                <w:sz w:val="22"/>
+                <w:szCs w:val="22"/>
+                <w:color w:val="000000"/>
+              </w:rPr>
+            </w:pPr>
+            <w:r>
+              <w:rPr>
+                <w:rFonts w:ascii="Helvetica" w:hAnsi="Helvetica" w:eastAsia="Helvetica" w:cs="Helvetica"/>
+                <w:i w:val="false"/>
+                <w:b w:val="false"/>
+                <w:u w:val="none"/>
+                <w:strike w:val="false"/>
                 <w:sz w:val="22"/>
                 <w:szCs w:val="22"/>
                 <w:color w:val="000000"/>
@@ -454,7 +472,6 @@
         <w:trPr>
           <w:trHeight w:val="568" w:hRule="auto"/>
         </w:trPr>
-        body 2
         <w:tc>
           <w:tcPr>
             <w:tcBorders>
@@ -489,17 +506,19 @@
                 <w:i w:val="false"/>
                 <w:b w:val="false"/>
                 <w:u w:val="none"/>
-                <w:sz w:val="22"/>
-                <w:szCs w:val="22"/>
-                <w:color w:val="000000"/>
-              </w:rPr>
-            </w:pPr>
-            <w:r>
-              <w:rPr>
-                <w:rFonts w:ascii="Helvetica" w:hAnsi="Helvetica" w:eastAsia="Helvetica" w:cs="Helvetica"/>
-                <w:i w:val="false"/>
-                <w:b w:val="false"/>
-                <w:u w:val="none"/>
+                <w:strike w:val="false"/>
+                <w:sz w:val="22"/>
+                <w:szCs w:val="22"/>
+                <w:color w:val="000000"/>
+              </w:rPr>
+            </w:pPr>
+            <w:r>
+              <w:rPr>
+                <w:rFonts w:ascii="Helvetica" w:hAnsi="Helvetica" w:eastAsia="Helvetica" w:cs="Helvetica"/>
+                <w:i w:val="false"/>
+                <w:b w:val="false"/>
+                <w:u w:val="none"/>
+                <w:strike w:val="false"/>
                 <w:sz w:val="22"/>
                 <w:szCs w:val="22"/>
                 <w:color w:val="000000"/>
@@ -542,17 +561,19 @@
                 <w:i w:val="false"/>
                 <w:b w:val="false"/>
                 <w:u w:val="none"/>
-                <w:sz w:val="22"/>
-                <w:szCs w:val="22"/>
-                <w:color w:val="000000"/>
-              </w:rPr>
-            </w:pPr>
-            <w:r>
-              <w:rPr>
-                <w:rFonts w:ascii="Helvetica" w:hAnsi="Helvetica" w:eastAsia="Helvetica" w:cs="Helvetica"/>
-                <w:i w:val="false"/>
-                <w:b w:val="false"/>
-                <w:u w:val="none"/>
+                <w:strike w:val="false"/>
+                <w:sz w:val="22"/>
+                <w:szCs w:val="22"/>
+                <w:color w:val="000000"/>
+              </w:rPr>
+            </w:pPr>
+            <w:r>
+              <w:rPr>
+                <w:rFonts w:ascii="Helvetica" w:hAnsi="Helvetica" w:eastAsia="Helvetica" w:cs="Helvetica"/>
+                <w:i w:val="false"/>
+                <w:b w:val="false"/>
+                <w:u w:val="none"/>
+                <w:strike w:val="false"/>
                 <w:sz w:val="22"/>
                 <w:szCs w:val="22"/>
                 <w:color w:val="000000"/>
@@ -595,17 +616,19 @@
                 <w:i w:val="false"/>
                 <w:b w:val="false"/>
                 <w:u w:val="none"/>
-                <w:sz w:val="22"/>
-                <w:szCs w:val="22"/>
-                <w:color w:val="000000"/>
-              </w:rPr>
-            </w:pPr>
-            <w:r>
-              <w:rPr>
-                <w:rFonts w:ascii="Helvetica" w:hAnsi="Helvetica" w:eastAsia="Helvetica" w:cs="Helvetica"/>
-                <w:i w:val="false"/>
-                <w:b w:val="false"/>
-                <w:u w:val="none"/>
+                <w:strike w:val="false"/>
+                <w:sz w:val="22"/>
+                <w:szCs w:val="22"/>
+                <w:color w:val="000000"/>
+              </w:rPr>
+            </w:pPr>
+            <w:r>
+              <w:rPr>
+                <w:rFonts w:ascii="Helvetica" w:hAnsi="Helvetica" w:eastAsia="Helvetica" w:cs="Helvetica"/>
+                <w:i w:val="false"/>
+                <w:b w:val="false"/>
+                <w:u w:val="none"/>
+                <w:strike w:val="false"/>
                 <w:sz w:val="22"/>
                 <w:szCs w:val="22"/>
                 <w:color w:val="000000"/>
@@ -619,7 +642,6 @@
         <w:trPr>
           <w:trHeight w:val="616" w:hRule="auto"/>
         </w:trPr>
-        body 3
         <w:tc>
           <w:tcPr>
             <w:tcBorders>
@@ -654,17 +676,19 @@
                 <w:i w:val="false"/>
                 <w:b w:val="false"/>
                 <w:u w:val="none"/>
-                <w:sz w:val="22"/>
-                <w:szCs w:val="22"/>
-                <w:color w:val="000000"/>
-              </w:rPr>
-            </w:pPr>
-            <w:r>
-              <w:rPr>
-                <w:rFonts w:ascii="Helvetica" w:hAnsi="Helvetica" w:eastAsia="Helvetica" w:cs="Helvetica"/>
-                <w:i w:val="false"/>
-                <w:b w:val="false"/>
-                <w:u w:val="none"/>
+                <w:strike w:val="false"/>
+                <w:sz w:val="22"/>
+                <w:szCs w:val="22"/>
+                <w:color w:val="000000"/>
+              </w:rPr>
+            </w:pPr>
+            <w:r>
+              <w:rPr>
+                <w:rFonts w:ascii="Helvetica" w:hAnsi="Helvetica" w:eastAsia="Helvetica" w:cs="Helvetica"/>
+                <w:i w:val="false"/>
+                <w:b w:val="false"/>
+                <w:u w:val="none"/>
+                <w:strike w:val="false"/>
                 <w:sz w:val="22"/>
                 <w:szCs w:val="22"/>
                 <w:color w:val="000000"/>
@@ -707,17 +731,19 @@
                 <w:i w:val="false"/>
                 <w:b w:val="false"/>
                 <w:u w:val="none"/>
-                <w:sz w:val="22"/>
-                <w:szCs w:val="22"/>
-                <w:color w:val="000000"/>
-              </w:rPr>
-            </w:pPr>
-            <w:r>
-              <w:rPr>
-                <w:rFonts w:ascii="Helvetica" w:hAnsi="Helvetica" w:eastAsia="Helvetica" w:cs="Helvetica"/>
-                <w:i w:val="false"/>
-                <w:b w:val="false"/>
-                <w:u w:val="none"/>
+                <w:strike w:val="false"/>
+                <w:sz w:val="22"/>
+                <w:szCs w:val="22"/>
+                <w:color w:val="000000"/>
+              </w:rPr>
+            </w:pPr>
+            <w:r>
+              <w:rPr>
+                <w:rFonts w:ascii="Helvetica" w:hAnsi="Helvetica" w:eastAsia="Helvetica" w:cs="Helvetica"/>
+                <w:i w:val="false"/>
+                <w:b w:val="false"/>
+                <w:u w:val="none"/>
+                <w:strike w:val="false"/>
                 <w:sz w:val="22"/>
                 <w:szCs w:val="22"/>
                 <w:color w:val="000000"/>
@@ -760,17 +786,19 @@
                 <w:i w:val="false"/>
                 <w:b w:val="false"/>
                 <w:u w:val="none"/>
-                <w:sz w:val="22"/>
-                <w:szCs w:val="22"/>
-                <w:color w:val="000000"/>
-              </w:rPr>
-            </w:pPr>
-            <w:r>
-              <w:rPr>
-                <w:rFonts w:ascii="Helvetica" w:hAnsi="Helvetica" w:eastAsia="Helvetica" w:cs="Helvetica"/>
-                <w:i w:val="false"/>
-                <w:b w:val="false"/>
-                <w:u w:val="none"/>
+                <w:strike w:val="false"/>
+                <w:sz w:val="22"/>
+                <w:szCs w:val="22"/>
+                <w:color w:val="000000"/>
+              </w:rPr>
+            </w:pPr>
+            <w:r>
+              <w:rPr>
+                <w:rFonts w:ascii="Helvetica" w:hAnsi="Helvetica" w:eastAsia="Helvetica" w:cs="Helvetica"/>
+                <w:i w:val="false"/>
+                <w:b w:val="false"/>
+                <w:u w:val="none"/>
+                <w:strike w:val="false"/>
                 <w:sz w:val="22"/>
                 <w:szCs w:val="22"/>
                 <w:color w:val="000000"/>
@@ -784,7 +812,6 @@
         <w:trPr>
           <w:trHeight w:val="616" w:hRule="auto"/>
         </w:trPr>
-        body 4
         <w:tc>
           <w:tcPr>
             <w:tcBorders>
@@ -819,17 +846,19 @@
                 <w:i w:val="false"/>
                 <w:b w:val="false"/>
                 <w:u w:val="none"/>
-                <w:sz w:val="22"/>
-                <w:szCs w:val="22"/>
-                <w:color w:val="000000"/>
-              </w:rPr>
-            </w:pPr>
-            <w:r>
-              <w:rPr>
-                <w:rFonts w:ascii="Helvetica" w:hAnsi="Helvetica" w:eastAsia="Helvetica" w:cs="Helvetica"/>
-                <w:i w:val="false"/>
-                <w:b w:val="false"/>
-                <w:u w:val="none"/>
+                <w:strike w:val="false"/>
+                <w:sz w:val="22"/>
+                <w:szCs w:val="22"/>
+                <w:color w:val="000000"/>
+              </w:rPr>
+            </w:pPr>
+            <w:r>
+              <w:rPr>
+                <w:rFonts w:ascii="Helvetica" w:hAnsi="Helvetica" w:eastAsia="Helvetica" w:cs="Helvetica"/>
+                <w:i w:val="false"/>
+                <w:b w:val="false"/>
+                <w:u w:val="none"/>
+                <w:strike w:val="false"/>
                 <w:sz w:val="22"/>
                 <w:szCs w:val="22"/>
                 <w:color w:val="000000"/>
@@ -872,17 +901,19 @@
                 <w:i w:val="false"/>
                 <w:b w:val="false"/>
                 <w:u w:val="none"/>
-                <w:sz w:val="22"/>
-                <w:szCs w:val="22"/>
-                <w:color w:val="000000"/>
-              </w:rPr>
-            </w:pPr>
-            <w:r>
-              <w:rPr>
-                <w:rFonts w:ascii="Helvetica" w:hAnsi="Helvetica" w:eastAsia="Helvetica" w:cs="Helvetica"/>
-                <w:i w:val="false"/>
-                <w:b w:val="false"/>
-                <w:u w:val="none"/>
+                <w:strike w:val="false"/>
+                <w:sz w:val="22"/>
+                <w:szCs w:val="22"/>
+                <w:color w:val="000000"/>
+              </w:rPr>
+            </w:pPr>
+            <w:r>
+              <w:rPr>
+                <w:rFonts w:ascii="Helvetica" w:hAnsi="Helvetica" w:eastAsia="Helvetica" w:cs="Helvetica"/>
+                <w:i w:val="false"/>
+                <w:b w:val="false"/>
+                <w:u w:val="none"/>
+                <w:strike w:val="false"/>
                 <w:sz w:val="22"/>
                 <w:szCs w:val="22"/>
                 <w:color w:val="000000"/>
@@ -925,17 +956,19 @@
                 <w:i w:val="false"/>
                 <w:b w:val="false"/>
                 <w:u w:val="none"/>
-                <w:sz w:val="22"/>
-                <w:szCs w:val="22"/>
-                <w:color w:val="000000"/>
-              </w:rPr>
-            </w:pPr>
-            <w:r>
-              <w:rPr>
-                <w:rFonts w:ascii="Helvetica" w:hAnsi="Helvetica" w:eastAsia="Helvetica" w:cs="Helvetica"/>
-                <w:i w:val="false"/>
-                <w:b w:val="false"/>
-                <w:u w:val="none"/>
+                <w:strike w:val="false"/>
+                <w:sz w:val="22"/>
+                <w:szCs w:val="22"/>
+                <w:color w:val="000000"/>
+              </w:rPr>
+            </w:pPr>
+            <w:r>
+              <w:rPr>
+                <w:rFonts w:ascii="Helvetica" w:hAnsi="Helvetica" w:eastAsia="Helvetica" w:cs="Helvetica"/>
+                <w:i w:val="false"/>
+                <w:b w:val="false"/>
+                <w:u w:val="none"/>
+                <w:strike w:val="false"/>
                 <w:sz w:val="22"/>
                 <w:szCs w:val="22"/>
                 <w:color w:val="000000"/>
@@ -949,7 +982,6 @@
         <w:trPr>
           <w:trHeight w:val="616" w:hRule="auto"/>
         </w:trPr>
-        body 5
         <w:tc>
           <w:tcPr>
             <w:tcBorders>
@@ -984,17 +1016,19 @@
                 <w:i w:val="false"/>
                 <w:b w:val="false"/>
                 <w:u w:val="none"/>
-                <w:sz w:val="22"/>
-                <w:szCs w:val="22"/>
-                <w:color w:val="000000"/>
-              </w:rPr>
-            </w:pPr>
-            <w:r>
-              <w:rPr>
-                <w:rFonts w:ascii="Helvetica" w:hAnsi="Helvetica" w:eastAsia="Helvetica" w:cs="Helvetica"/>
-                <w:i w:val="false"/>
-                <w:b w:val="false"/>
-                <w:u w:val="none"/>
+                <w:strike w:val="false"/>
+                <w:sz w:val="22"/>
+                <w:szCs w:val="22"/>
+                <w:color w:val="000000"/>
+              </w:rPr>
+            </w:pPr>
+            <w:r>
+              <w:rPr>
+                <w:rFonts w:ascii="Helvetica" w:hAnsi="Helvetica" w:eastAsia="Helvetica" w:cs="Helvetica"/>
+                <w:i w:val="false"/>
+                <w:b w:val="false"/>
+                <w:u w:val="none"/>
+                <w:strike w:val="false"/>
                 <w:sz w:val="22"/>
                 <w:szCs w:val="22"/>
                 <w:color w:val="000000"/>
@@ -1037,17 +1071,19 @@
                 <w:i w:val="false"/>
                 <w:b w:val="false"/>
                 <w:u w:val="none"/>
-                <w:sz w:val="22"/>
-                <w:szCs w:val="22"/>
-                <w:color w:val="000000"/>
-              </w:rPr>
-            </w:pPr>
-            <w:r>
-              <w:rPr>
-                <w:rFonts w:ascii="Helvetica" w:hAnsi="Helvetica" w:eastAsia="Helvetica" w:cs="Helvetica"/>
-                <w:i w:val="false"/>
-                <w:b w:val="false"/>
-                <w:u w:val="none"/>
+                <w:strike w:val="false"/>
+                <w:sz w:val="22"/>
+                <w:szCs w:val="22"/>
+                <w:color w:val="000000"/>
+              </w:rPr>
+            </w:pPr>
+            <w:r>
+              <w:rPr>
+                <w:rFonts w:ascii="Helvetica" w:hAnsi="Helvetica" w:eastAsia="Helvetica" w:cs="Helvetica"/>
+                <w:i w:val="false"/>
+                <w:b w:val="false"/>
+                <w:u w:val="none"/>
+                <w:strike w:val="false"/>
                 <w:sz w:val="22"/>
                 <w:szCs w:val="22"/>
                 <w:color w:val="000000"/>
@@ -1090,17 +1126,19 @@
                 <w:i w:val="false"/>
                 <w:b w:val="false"/>
                 <w:u w:val="none"/>
-                <w:sz w:val="22"/>
-                <w:szCs w:val="22"/>
-                <w:color w:val="000000"/>
-              </w:rPr>
-            </w:pPr>
-            <w:r>
-              <w:rPr>
-                <w:rFonts w:ascii="Helvetica" w:hAnsi="Helvetica" w:eastAsia="Helvetica" w:cs="Helvetica"/>
-                <w:i w:val="false"/>
-                <w:b w:val="false"/>
-                <w:u w:val="none"/>
+                <w:strike w:val="false"/>
+                <w:sz w:val="22"/>
+                <w:szCs w:val="22"/>
+                <w:color w:val="000000"/>
+              </w:rPr>
+            </w:pPr>
+            <w:r>
+              <w:rPr>
+                <w:rFonts w:ascii="Helvetica" w:hAnsi="Helvetica" w:eastAsia="Helvetica" w:cs="Helvetica"/>
+                <w:i w:val="false"/>
+                <w:b w:val="false"/>
+                <w:u w:val="none"/>
+                <w:strike w:val="false"/>
                 <w:sz w:val="22"/>
                 <w:szCs w:val="22"/>
                 <w:color w:val="000000"/>
@@ -1114,7 +1152,6 @@
         <w:trPr>
           <w:trHeight w:val="616" w:hRule="auto"/>
         </w:trPr>
-        body 6
         <w:tc>
           <w:tcPr>
             <w:tcBorders>
@@ -1149,17 +1186,19 @@
                 <w:i w:val="false"/>
                 <w:b w:val="false"/>
                 <w:u w:val="none"/>
-                <w:sz w:val="22"/>
-                <w:szCs w:val="22"/>
-                <w:color w:val="000000"/>
-              </w:rPr>
-            </w:pPr>
-            <w:r>
-              <w:rPr>
-                <w:rFonts w:ascii="Helvetica" w:hAnsi="Helvetica" w:eastAsia="Helvetica" w:cs="Helvetica"/>
-                <w:i w:val="false"/>
-                <w:b w:val="false"/>
-                <w:u w:val="none"/>
+                <w:strike w:val="false"/>
+                <w:sz w:val="22"/>
+                <w:szCs w:val="22"/>
+                <w:color w:val="000000"/>
+              </w:rPr>
+            </w:pPr>
+            <w:r>
+              <w:rPr>
+                <w:rFonts w:ascii="Helvetica" w:hAnsi="Helvetica" w:eastAsia="Helvetica" w:cs="Helvetica"/>
+                <w:i w:val="false"/>
+                <w:b w:val="false"/>
+                <w:u w:val="none"/>
+                <w:strike w:val="false"/>
                 <w:sz w:val="22"/>
                 <w:szCs w:val="22"/>
                 <w:color w:val="000000"/>
@@ -1202,17 +1241,19 @@
                 <w:i w:val="false"/>
                 <w:b w:val="false"/>
                 <w:u w:val="none"/>
-                <w:sz w:val="22"/>
-                <w:szCs w:val="22"/>
-                <w:color w:val="000000"/>
-              </w:rPr>
-            </w:pPr>
-            <w:r>
-              <w:rPr>
-                <w:rFonts w:ascii="Helvetica" w:hAnsi="Helvetica" w:eastAsia="Helvetica" w:cs="Helvetica"/>
-                <w:i w:val="false"/>
-                <w:b w:val="false"/>
-                <w:u w:val="none"/>
+                <w:strike w:val="false"/>
+                <w:sz w:val="22"/>
+                <w:szCs w:val="22"/>
+                <w:color w:val="000000"/>
+              </w:rPr>
+            </w:pPr>
+            <w:r>
+              <w:rPr>
+                <w:rFonts w:ascii="Helvetica" w:hAnsi="Helvetica" w:eastAsia="Helvetica" w:cs="Helvetica"/>
+                <w:i w:val="false"/>
+                <w:b w:val="false"/>
+                <w:u w:val="none"/>
+                <w:strike w:val="false"/>
                 <w:sz w:val="22"/>
                 <w:szCs w:val="22"/>
                 <w:color w:val="000000"/>
@@ -1255,17 +1296,19 @@
                 <w:i w:val="false"/>
                 <w:b w:val="false"/>
                 <w:u w:val="none"/>
-                <w:sz w:val="22"/>
-                <w:szCs w:val="22"/>
-                <w:color w:val="000000"/>
-              </w:rPr>
-            </w:pPr>
-            <w:r>
-              <w:rPr>
-                <w:rFonts w:ascii="Helvetica" w:hAnsi="Helvetica" w:eastAsia="Helvetica" w:cs="Helvetica"/>
-                <w:i w:val="false"/>
-                <w:b w:val="false"/>
-                <w:u w:val="none"/>
+                <w:strike w:val="false"/>
+                <w:sz w:val="22"/>
+                <w:szCs w:val="22"/>
+                <w:color w:val="000000"/>
+              </w:rPr>
+            </w:pPr>
+            <w:r>
+              <w:rPr>
+                <w:rFonts w:ascii="Helvetica" w:hAnsi="Helvetica" w:eastAsia="Helvetica" w:cs="Helvetica"/>
+                <w:i w:val="false"/>
+                <w:b w:val="false"/>
+                <w:u w:val="none"/>
+                <w:strike w:val="false"/>
                 <w:sz w:val="22"/>
                 <w:szCs w:val="22"/>
                 <w:color w:val="000000"/>
@@ -1279,7 +1322,6 @@
         <w:trPr>
           <w:trHeight w:val="568" w:hRule="auto"/>
         </w:trPr>
-        body 7
         <w:tc>
           <w:tcPr>
             <w:tcBorders>
@@ -1314,17 +1356,19 @@
                 <w:i w:val="false"/>
                 <w:b w:val="false"/>
                 <w:u w:val="none"/>
-                <w:sz w:val="22"/>
-                <w:szCs w:val="22"/>
-                <w:color w:val="000000"/>
-              </w:rPr>
-            </w:pPr>
-            <w:r>
-              <w:rPr>
-                <w:rFonts w:ascii="Helvetica" w:hAnsi="Helvetica" w:eastAsia="Helvetica" w:cs="Helvetica"/>
-                <w:i w:val="false"/>
-                <w:b w:val="false"/>
-                <w:u w:val="none"/>
+                <w:strike w:val="false"/>
+                <w:sz w:val="22"/>
+                <w:szCs w:val="22"/>
+                <w:color w:val="000000"/>
+              </w:rPr>
+            </w:pPr>
+            <w:r>
+              <w:rPr>
+                <w:rFonts w:ascii="Helvetica" w:hAnsi="Helvetica" w:eastAsia="Helvetica" w:cs="Helvetica"/>
+                <w:i w:val="false"/>
+                <w:b w:val="false"/>
+                <w:u w:val="none"/>
+                <w:strike w:val="false"/>
                 <w:sz w:val="22"/>
                 <w:szCs w:val="22"/>
                 <w:color w:val="000000"/>
@@ -1367,17 +1411,19 @@
                 <w:i w:val="false"/>
                 <w:b w:val="false"/>
                 <w:u w:val="none"/>
-                <w:sz w:val="22"/>
-                <w:szCs w:val="22"/>
-                <w:color w:val="000000"/>
-              </w:rPr>
-            </w:pPr>
-            <w:r>
-              <w:rPr>
-                <w:rFonts w:ascii="Helvetica" w:hAnsi="Helvetica" w:eastAsia="Helvetica" w:cs="Helvetica"/>
-                <w:i w:val="false"/>
-                <w:b w:val="false"/>
-                <w:u w:val="none"/>
+                <w:strike w:val="false"/>
+                <w:sz w:val="22"/>
+                <w:szCs w:val="22"/>
+                <w:color w:val="000000"/>
+              </w:rPr>
+            </w:pPr>
+            <w:r>
+              <w:rPr>
+                <w:rFonts w:ascii="Helvetica" w:hAnsi="Helvetica" w:eastAsia="Helvetica" w:cs="Helvetica"/>
+                <w:i w:val="false"/>
+                <w:b w:val="false"/>
+                <w:u w:val="none"/>
+                <w:strike w:val="false"/>
                 <w:sz w:val="22"/>
                 <w:szCs w:val="22"/>
                 <w:color w:val="000000"/>
@@ -1420,17 +1466,19 @@
                 <w:i w:val="false"/>
                 <w:b w:val="false"/>
                 <w:u w:val="none"/>
-                <w:sz w:val="22"/>
-                <w:szCs w:val="22"/>
-                <w:color w:val="000000"/>
-              </w:rPr>
-            </w:pPr>
-            <w:r>
-              <w:rPr>
-                <w:rFonts w:ascii="Helvetica" w:hAnsi="Helvetica" w:eastAsia="Helvetica" w:cs="Helvetica"/>
-                <w:i w:val="false"/>
-                <w:b w:val="false"/>
-                <w:u w:val="none"/>
+                <w:strike w:val="false"/>
+                <w:sz w:val="22"/>
+                <w:szCs w:val="22"/>
+                <w:color w:val="000000"/>
+              </w:rPr>
+            </w:pPr>
+            <w:r>
+              <w:rPr>
+                <w:rFonts w:ascii="Helvetica" w:hAnsi="Helvetica" w:eastAsia="Helvetica" w:cs="Helvetica"/>
+                <w:i w:val="false"/>
+                <w:b w:val="false"/>
+                <w:u w:val="none"/>
+                <w:strike w:val="false"/>
                 <w:sz w:val="22"/>
                 <w:szCs w:val="22"/>
                 <w:color w:val="000000"/>
@@ -1444,7 +1492,6 @@
         <w:trPr>
           <w:trHeight w:val="616" w:hRule="auto"/>
         </w:trPr>
-        body 8
         <w:tc>
           <w:tcPr>
             <w:tcBorders>
@@ -1479,17 +1526,19 @@
                 <w:i w:val="false"/>
                 <w:b w:val="false"/>
                 <w:u w:val="none"/>
-                <w:sz w:val="22"/>
-                <w:szCs w:val="22"/>
-                <w:color w:val="000000"/>
-              </w:rPr>
-            </w:pPr>
-            <w:r>
-              <w:rPr>
-                <w:rFonts w:ascii="Helvetica" w:hAnsi="Helvetica" w:eastAsia="Helvetica" w:cs="Helvetica"/>
-                <w:i w:val="false"/>
-                <w:b w:val="false"/>
-                <w:u w:val="none"/>
+                <w:strike w:val="false"/>
+                <w:sz w:val="22"/>
+                <w:szCs w:val="22"/>
+                <w:color w:val="000000"/>
+              </w:rPr>
+            </w:pPr>
+            <w:r>
+              <w:rPr>
+                <w:rFonts w:ascii="Helvetica" w:hAnsi="Helvetica" w:eastAsia="Helvetica" w:cs="Helvetica"/>
+                <w:i w:val="false"/>
+                <w:b w:val="false"/>
+                <w:u w:val="none"/>
+                <w:strike w:val="false"/>
                 <w:sz w:val="22"/>
                 <w:szCs w:val="22"/>
                 <w:color w:val="000000"/>
@@ -1532,17 +1581,19 @@
                 <w:i w:val="false"/>
                 <w:b w:val="false"/>
                 <w:u w:val="none"/>
-                <w:sz w:val="22"/>
-                <w:szCs w:val="22"/>
-                <w:color w:val="000000"/>
-              </w:rPr>
-            </w:pPr>
-            <w:r>
-              <w:rPr>
-                <w:rFonts w:ascii="Helvetica" w:hAnsi="Helvetica" w:eastAsia="Helvetica" w:cs="Helvetica"/>
-                <w:i w:val="false"/>
-                <w:b w:val="false"/>
-                <w:u w:val="none"/>
+                <w:strike w:val="false"/>
+                <w:sz w:val="22"/>
+                <w:szCs w:val="22"/>
+                <w:color w:val="000000"/>
+              </w:rPr>
+            </w:pPr>
+            <w:r>
+              <w:rPr>
+                <w:rFonts w:ascii="Helvetica" w:hAnsi="Helvetica" w:eastAsia="Helvetica" w:cs="Helvetica"/>
+                <w:i w:val="false"/>
+                <w:b w:val="false"/>
+                <w:u w:val="none"/>
+                <w:strike w:val="false"/>
                 <w:sz w:val="22"/>
                 <w:szCs w:val="22"/>
                 <w:color w:val="000000"/>
@@ -1585,17 +1636,19 @@
                 <w:i w:val="false"/>
                 <w:b w:val="false"/>
                 <w:u w:val="none"/>
-                <w:sz w:val="22"/>
-                <w:szCs w:val="22"/>
-                <w:color w:val="000000"/>
-              </w:rPr>
-            </w:pPr>
-            <w:r>
-              <w:rPr>
-                <w:rFonts w:ascii="Helvetica" w:hAnsi="Helvetica" w:eastAsia="Helvetica" w:cs="Helvetica"/>
-                <w:i w:val="false"/>
-                <w:b w:val="false"/>
-                <w:u w:val="none"/>
+                <w:strike w:val="false"/>
+                <w:sz w:val="22"/>
+                <w:szCs w:val="22"/>
+                <w:color w:val="000000"/>
+              </w:rPr>
+            </w:pPr>
+            <w:r>
+              <w:rPr>
+                <w:rFonts w:ascii="Helvetica" w:hAnsi="Helvetica" w:eastAsia="Helvetica" w:cs="Helvetica"/>
+                <w:i w:val="false"/>
+                <w:b w:val="false"/>
+                <w:u w:val="none"/>
+                <w:strike w:val="false"/>
                 <w:sz w:val="22"/>
                 <w:szCs w:val="22"/>
                 <w:color w:val="000000"/>
@@ -1609,7 +1662,6 @@
         <w:trPr>
           <w:trHeight w:val="616" w:hRule="auto"/>
         </w:trPr>
-        body 9
         <w:tc>
           <w:tcPr>
             <w:tcBorders>
@@ -1644,17 +1696,19 @@
                 <w:i w:val="false"/>
                 <w:b w:val="false"/>
                 <w:u w:val="none"/>
-                <w:sz w:val="22"/>
-                <w:szCs w:val="22"/>
-                <w:color w:val="000000"/>
-              </w:rPr>
-            </w:pPr>
-            <w:r>
-              <w:rPr>
-                <w:rFonts w:ascii="Helvetica" w:hAnsi="Helvetica" w:eastAsia="Helvetica" w:cs="Helvetica"/>
-                <w:i w:val="false"/>
-                <w:b w:val="false"/>
-                <w:u w:val="none"/>
+                <w:strike w:val="false"/>
+                <w:sz w:val="22"/>
+                <w:szCs w:val="22"/>
+                <w:color w:val="000000"/>
+              </w:rPr>
+            </w:pPr>
+            <w:r>
+              <w:rPr>
+                <w:rFonts w:ascii="Helvetica" w:hAnsi="Helvetica" w:eastAsia="Helvetica" w:cs="Helvetica"/>
+                <w:i w:val="false"/>
+                <w:b w:val="false"/>
+                <w:u w:val="none"/>
+                <w:strike w:val="false"/>
                 <w:sz w:val="22"/>
                 <w:szCs w:val="22"/>
                 <w:color w:val="000000"/>
@@ -1697,17 +1751,19 @@
                 <w:i w:val="false"/>
                 <w:b w:val="false"/>
                 <w:u w:val="none"/>
-                <w:sz w:val="22"/>
-                <w:szCs w:val="22"/>
-                <w:color w:val="000000"/>
-              </w:rPr>
-            </w:pPr>
-            <w:r>
-              <w:rPr>
-                <w:rFonts w:ascii="Helvetica" w:hAnsi="Helvetica" w:eastAsia="Helvetica" w:cs="Helvetica"/>
-                <w:i w:val="false"/>
-                <w:b w:val="false"/>
-                <w:u w:val="none"/>
+                <w:strike w:val="false"/>
+                <w:sz w:val="22"/>
+                <w:szCs w:val="22"/>
+                <w:color w:val="000000"/>
+              </w:rPr>
+            </w:pPr>
+            <w:r>
+              <w:rPr>
+                <w:rFonts w:ascii="Helvetica" w:hAnsi="Helvetica" w:eastAsia="Helvetica" w:cs="Helvetica"/>
+                <w:i w:val="false"/>
+                <w:b w:val="false"/>
+                <w:u w:val="none"/>
+                <w:strike w:val="false"/>
                 <w:sz w:val="22"/>
                 <w:szCs w:val="22"/>
                 <w:color w:val="000000"/>
@@ -1750,17 +1806,19 @@
                 <w:i w:val="false"/>
                 <w:b w:val="false"/>
                 <w:u w:val="none"/>
-                <w:sz w:val="22"/>
-                <w:szCs w:val="22"/>
-                <w:color w:val="000000"/>
-              </w:rPr>
-            </w:pPr>
-            <w:r>
-              <w:rPr>
-                <w:rFonts w:ascii="Helvetica" w:hAnsi="Helvetica" w:eastAsia="Helvetica" w:cs="Helvetica"/>
-                <w:i w:val="false"/>
-                <w:b w:val="false"/>
-                <w:u w:val="none"/>
+                <w:strike w:val="false"/>
+                <w:sz w:val="22"/>
+                <w:szCs w:val="22"/>
+                <w:color w:val="000000"/>
+              </w:rPr>
+            </w:pPr>
+            <w:r>
+              <w:rPr>
+                <w:rFonts w:ascii="Helvetica" w:hAnsi="Helvetica" w:eastAsia="Helvetica" w:cs="Helvetica"/>
+                <w:i w:val="false"/>
+                <w:b w:val="false"/>
+                <w:u w:val="none"/>
+                <w:strike w:val="false"/>
                 <w:sz w:val="22"/>
                 <w:szCs w:val="22"/>
                 <w:color w:val="000000"/>
@@ -1774,7 +1832,6 @@
         <w:trPr>
           <w:trHeight w:val="616" w:hRule="auto"/>
         </w:trPr>
-        body10
         <w:tc>
           <w:tcPr>
             <w:tcBorders>
@@ -1809,17 +1866,19 @@
                 <w:i w:val="false"/>
                 <w:b w:val="false"/>
                 <w:u w:val="none"/>
-                <w:sz w:val="22"/>
-                <w:szCs w:val="22"/>
-                <w:color w:val="000000"/>
-              </w:rPr>
-            </w:pPr>
-            <w:r>
-              <w:rPr>
-                <w:rFonts w:ascii="Helvetica" w:hAnsi="Helvetica" w:eastAsia="Helvetica" w:cs="Helvetica"/>
-                <w:i w:val="false"/>
-                <w:b w:val="false"/>
-                <w:u w:val="none"/>
+                <w:strike w:val="false"/>
+                <w:sz w:val="22"/>
+                <w:szCs w:val="22"/>
+                <w:color w:val="000000"/>
+              </w:rPr>
+            </w:pPr>
+            <w:r>
+              <w:rPr>
+                <w:rFonts w:ascii="Helvetica" w:hAnsi="Helvetica" w:eastAsia="Helvetica" w:cs="Helvetica"/>
+                <w:i w:val="false"/>
+                <w:b w:val="false"/>
+                <w:u w:val="none"/>
+                <w:strike w:val="false"/>
                 <w:sz w:val="22"/>
                 <w:szCs w:val="22"/>
                 <w:color w:val="000000"/>
@@ -1862,17 +1921,19 @@
                 <w:i w:val="false"/>
                 <w:b w:val="false"/>
                 <w:u w:val="none"/>
-                <w:sz w:val="22"/>
-                <w:szCs w:val="22"/>
-                <w:color w:val="000000"/>
-              </w:rPr>
-            </w:pPr>
-            <w:r>
-              <w:rPr>
-                <w:rFonts w:ascii="Helvetica" w:hAnsi="Helvetica" w:eastAsia="Helvetica" w:cs="Helvetica"/>
-                <w:i w:val="false"/>
-                <w:b w:val="false"/>
-                <w:u w:val="none"/>
+                <w:strike w:val="false"/>
+                <w:sz w:val="22"/>
+                <w:szCs w:val="22"/>
+                <w:color w:val="000000"/>
+              </w:rPr>
+            </w:pPr>
+            <w:r>
+              <w:rPr>
+                <w:rFonts w:ascii="Helvetica" w:hAnsi="Helvetica" w:eastAsia="Helvetica" w:cs="Helvetica"/>
+                <w:i w:val="false"/>
+                <w:b w:val="false"/>
+                <w:u w:val="none"/>
+                <w:strike w:val="false"/>
                 <w:sz w:val="22"/>
                 <w:szCs w:val="22"/>
                 <w:color w:val="000000"/>
@@ -1915,17 +1976,19 @@
                 <w:i w:val="false"/>
                 <w:b w:val="false"/>
                 <w:u w:val="none"/>
-                <w:sz w:val="22"/>
-                <w:szCs w:val="22"/>
-                <w:color w:val="000000"/>
-              </w:rPr>
-            </w:pPr>
-            <w:r>
-              <w:rPr>
-                <w:rFonts w:ascii="Helvetica" w:hAnsi="Helvetica" w:eastAsia="Helvetica" w:cs="Helvetica"/>
-                <w:i w:val="false"/>
-                <w:b w:val="false"/>
-                <w:u w:val="none"/>
+                <w:strike w:val="false"/>
+                <w:sz w:val="22"/>
+                <w:szCs w:val="22"/>
+                <w:color w:val="000000"/>
+              </w:rPr>
+            </w:pPr>
+            <w:r>
+              <w:rPr>
+                <w:rFonts w:ascii="Helvetica" w:hAnsi="Helvetica" w:eastAsia="Helvetica" w:cs="Helvetica"/>
+                <w:i w:val="false"/>
+                <w:b w:val="false"/>
+                <w:u w:val="none"/>
+                <w:strike w:val="false"/>
                 <w:sz w:val="22"/>
                 <w:szCs w:val="22"/>
                 <w:color w:val="000000"/>
@@ -1939,7 +2002,6 @@
         <w:trPr>
           <w:trHeight w:val="616" w:hRule="auto"/>
         </w:trPr>
-        body11
         <w:tc>
           <w:tcPr>
             <w:tcBorders>
@@ -1974,17 +2036,19 @@
                 <w:i w:val="false"/>
                 <w:b w:val="false"/>
                 <w:u w:val="none"/>
-                <w:sz w:val="22"/>
-                <w:szCs w:val="22"/>
-                <w:color w:val="000000"/>
-              </w:rPr>
-            </w:pPr>
-            <w:r>
-              <w:rPr>
-                <w:rFonts w:ascii="Helvetica" w:hAnsi="Helvetica" w:eastAsia="Helvetica" w:cs="Helvetica"/>
-                <w:i w:val="false"/>
-                <w:b w:val="false"/>
-                <w:u w:val="none"/>
+                <w:strike w:val="false"/>
+                <w:sz w:val="22"/>
+                <w:szCs w:val="22"/>
+                <w:color w:val="000000"/>
+              </w:rPr>
+            </w:pPr>
+            <w:r>
+              <w:rPr>
+                <w:rFonts w:ascii="Helvetica" w:hAnsi="Helvetica" w:eastAsia="Helvetica" w:cs="Helvetica"/>
+                <w:i w:val="false"/>
+                <w:b w:val="false"/>
+                <w:u w:val="none"/>
+                <w:strike w:val="false"/>
                 <w:sz w:val="22"/>
                 <w:szCs w:val="22"/>
                 <w:color w:val="000000"/>
@@ -2027,17 +2091,19 @@
                 <w:i w:val="false"/>
                 <w:b w:val="false"/>
                 <w:u w:val="none"/>
-                <w:sz w:val="22"/>
-                <w:szCs w:val="22"/>
-                <w:color w:val="000000"/>
-              </w:rPr>
-            </w:pPr>
-            <w:r>
-              <w:rPr>
-                <w:rFonts w:ascii="Helvetica" w:hAnsi="Helvetica" w:eastAsia="Helvetica" w:cs="Helvetica"/>
-                <w:i w:val="false"/>
-                <w:b w:val="false"/>
-                <w:u w:val="none"/>
+                <w:strike w:val="false"/>
+                <w:sz w:val="22"/>
+                <w:szCs w:val="22"/>
+                <w:color w:val="000000"/>
+              </w:rPr>
+            </w:pPr>
+            <w:r>
+              <w:rPr>
+                <w:rFonts w:ascii="Helvetica" w:hAnsi="Helvetica" w:eastAsia="Helvetica" w:cs="Helvetica"/>
+                <w:i w:val="false"/>
+                <w:b w:val="false"/>
+                <w:u w:val="none"/>
+                <w:strike w:val="false"/>
                 <w:sz w:val="22"/>
                 <w:szCs w:val="22"/>
                 <w:color w:val="000000"/>
@@ -2080,17 +2146,19 @@
                 <w:i w:val="false"/>
                 <w:b w:val="false"/>
                 <w:u w:val="none"/>
-                <w:sz w:val="22"/>
-                <w:szCs w:val="22"/>
-                <w:color w:val="000000"/>
-              </w:rPr>
-            </w:pPr>
-            <w:r>
-              <w:rPr>
-                <w:rFonts w:ascii="Helvetica" w:hAnsi="Helvetica" w:eastAsia="Helvetica" w:cs="Helvetica"/>
-                <w:i w:val="false"/>
-                <w:b w:val="false"/>
-                <w:u w:val="none"/>
+                <w:strike w:val="false"/>
+                <w:sz w:val="22"/>
+                <w:szCs w:val="22"/>
+                <w:color w:val="000000"/>
+              </w:rPr>
+            </w:pPr>
+            <w:r>
+              <w:rPr>
+                <w:rFonts w:ascii="Helvetica" w:hAnsi="Helvetica" w:eastAsia="Helvetica" w:cs="Helvetica"/>
+                <w:i w:val="false"/>
+                <w:b w:val="false"/>
+                <w:u w:val="none"/>
+                <w:strike w:val="false"/>
                 <w:sz w:val="22"/>
                 <w:szCs w:val="22"/>
                 <w:color w:val="000000"/>
@@ -2104,7 +2172,6 @@
         <w:trPr>
           <w:trHeight w:val="616" w:hRule="auto"/>
         </w:trPr>
-        body12
         <w:tc>
           <w:tcPr>
             <w:tcBorders>
@@ -2139,17 +2206,19 @@
                 <w:i w:val="false"/>
                 <w:b w:val="false"/>
                 <w:u w:val="none"/>
-                <w:sz w:val="22"/>
-                <w:szCs w:val="22"/>
-                <w:color w:val="000000"/>
-              </w:rPr>
-            </w:pPr>
-            <w:r>
-              <w:rPr>
-                <w:rFonts w:ascii="Helvetica" w:hAnsi="Helvetica" w:eastAsia="Helvetica" w:cs="Helvetica"/>
-                <w:i w:val="false"/>
-                <w:b w:val="false"/>
-                <w:u w:val="none"/>
+                <w:strike w:val="false"/>
+                <w:sz w:val="22"/>
+                <w:szCs w:val="22"/>
+                <w:color w:val="000000"/>
+              </w:rPr>
+            </w:pPr>
+            <w:r>
+              <w:rPr>
+                <w:rFonts w:ascii="Helvetica" w:hAnsi="Helvetica" w:eastAsia="Helvetica" w:cs="Helvetica"/>
+                <w:i w:val="false"/>
+                <w:b w:val="false"/>
+                <w:u w:val="none"/>
+                <w:strike w:val="false"/>
                 <w:sz w:val="22"/>
                 <w:szCs w:val="22"/>
                 <w:color w:val="000000"/>
@@ -2192,17 +2261,19 @@
                 <w:i w:val="false"/>
                 <w:b w:val="false"/>
                 <w:u w:val="none"/>
-                <w:sz w:val="22"/>
-                <w:szCs w:val="22"/>
-                <w:color w:val="000000"/>
-              </w:rPr>
-            </w:pPr>
-            <w:r>
-              <w:rPr>
-                <w:rFonts w:ascii="Helvetica" w:hAnsi="Helvetica" w:eastAsia="Helvetica" w:cs="Helvetica"/>
-                <w:i w:val="false"/>
-                <w:b w:val="false"/>
-                <w:u w:val="none"/>
+                <w:strike w:val="false"/>
+                <w:sz w:val="22"/>
+                <w:szCs w:val="22"/>
+                <w:color w:val="000000"/>
+              </w:rPr>
+            </w:pPr>
+            <w:r>
+              <w:rPr>
+                <w:rFonts w:ascii="Helvetica" w:hAnsi="Helvetica" w:eastAsia="Helvetica" w:cs="Helvetica"/>
+                <w:i w:val="false"/>
+                <w:b w:val="false"/>
+                <w:u w:val="none"/>
+                <w:strike w:val="false"/>
                 <w:sz w:val="22"/>
                 <w:szCs w:val="22"/>
                 <w:color w:val="000000"/>
@@ -2245,17 +2316,19 @@
                 <w:i w:val="false"/>
                 <w:b w:val="false"/>
                 <w:u w:val="none"/>
-                <w:sz w:val="22"/>
-                <w:szCs w:val="22"/>
-                <w:color w:val="000000"/>
-              </w:rPr>
-            </w:pPr>
-            <w:r>
-              <w:rPr>
-                <w:rFonts w:ascii="Helvetica" w:hAnsi="Helvetica" w:eastAsia="Helvetica" w:cs="Helvetica"/>
-                <w:i w:val="false"/>
-                <w:b w:val="false"/>
-                <w:u w:val="none"/>
+                <w:strike w:val="false"/>
+                <w:sz w:val="22"/>
+                <w:szCs w:val="22"/>
+                <w:color w:val="000000"/>
+              </w:rPr>
+            </w:pPr>
+            <w:r>
+              <w:rPr>
+                <w:rFonts w:ascii="Helvetica" w:hAnsi="Helvetica" w:eastAsia="Helvetica" w:cs="Helvetica"/>
+                <w:i w:val="false"/>
+                <w:b w:val="false"/>
+                <w:u w:val="none"/>
+                <w:strike w:val="false"/>
                 <w:sz w:val="22"/>
                 <w:szCs w:val="22"/>
                 <w:color w:val="000000"/>
@@ -2269,7 +2342,6 @@
         <w:trPr>
           <w:trHeight w:val="616" w:hRule="auto"/>
         </w:trPr>
-        body13
         <w:tc>
           <w:tcPr>
             <w:tcBorders>
@@ -2304,17 +2376,19 @@
                 <w:i w:val="false"/>
                 <w:b w:val="false"/>
                 <w:u w:val="none"/>
-                <w:sz w:val="22"/>
-                <w:szCs w:val="22"/>
-                <w:color w:val="000000"/>
-              </w:rPr>
-            </w:pPr>
-            <w:r>
-              <w:rPr>
-                <w:rFonts w:ascii="Helvetica" w:hAnsi="Helvetica" w:eastAsia="Helvetica" w:cs="Helvetica"/>
-                <w:i w:val="false"/>
-                <w:b w:val="false"/>
-                <w:u w:val="none"/>
+                <w:strike w:val="false"/>
+                <w:sz w:val="22"/>
+                <w:szCs w:val="22"/>
+                <w:color w:val="000000"/>
+              </w:rPr>
+            </w:pPr>
+            <w:r>
+              <w:rPr>
+                <w:rFonts w:ascii="Helvetica" w:hAnsi="Helvetica" w:eastAsia="Helvetica" w:cs="Helvetica"/>
+                <w:i w:val="false"/>
+                <w:b w:val="false"/>
+                <w:u w:val="none"/>
+                <w:strike w:val="false"/>
                 <w:sz w:val="22"/>
                 <w:szCs w:val="22"/>
                 <w:color w:val="000000"/>
@@ -2357,17 +2431,19 @@
                 <w:i w:val="false"/>
                 <w:b w:val="false"/>
                 <w:u w:val="none"/>
-                <w:sz w:val="22"/>
-                <w:szCs w:val="22"/>
-                <w:color w:val="000000"/>
-              </w:rPr>
-            </w:pPr>
-            <w:r>
-              <w:rPr>
-                <w:rFonts w:ascii="Helvetica" w:hAnsi="Helvetica" w:eastAsia="Helvetica" w:cs="Helvetica"/>
-                <w:i w:val="false"/>
-                <w:b w:val="false"/>
-                <w:u w:val="none"/>
+                <w:strike w:val="false"/>
+                <w:sz w:val="22"/>
+                <w:szCs w:val="22"/>
+                <w:color w:val="000000"/>
+              </w:rPr>
+            </w:pPr>
+            <w:r>
+              <w:rPr>
+                <w:rFonts w:ascii="Helvetica" w:hAnsi="Helvetica" w:eastAsia="Helvetica" w:cs="Helvetica"/>
+                <w:i w:val="false"/>
+                <w:b w:val="false"/>
+                <w:u w:val="none"/>
+                <w:strike w:val="false"/>
                 <w:sz w:val="22"/>
                 <w:szCs w:val="22"/>
                 <w:color w:val="000000"/>
@@ -2410,17 +2486,19 @@
                 <w:i w:val="false"/>
                 <w:b w:val="false"/>
                 <w:u w:val="none"/>
-                <w:sz w:val="22"/>
-                <w:szCs w:val="22"/>
-                <w:color w:val="000000"/>
-              </w:rPr>
-            </w:pPr>
-            <w:r>
-              <w:rPr>
-                <w:rFonts w:ascii="Helvetica" w:hAnsi="Helvetica" w:eastAsia="Helvetica" w:cs="Helvetica"/>
-                <w:i w:val="false"/>
-                <w:b w:val="false"/>
-                <w:u w:val="none"/>
+                <w:strike w:val="false"/>
+                <w:sz w:val="22"/>
+                <w:szCs w:val="22"/>
+                <w:color w:val="000000"/>
+              </w:rPr>
+            </w:pPr>
+            <w:r>
+              <w:rPr>
+                <w:rFonts w:ascii="Helvetica" w:hAnsi="Helvetica" w:eastAsia="Helvetica" w:cs="Helvetica"/>
+                <w:i w:val="false"/>
+                <w:b w:val="false"/>
+                <w:u w:val="none"/>
+                <w:strike w:val="false"/>
                 <w:sz w:val="22"/>
                 <w:szCs w:val="22"/>
                 <w:color w:val="000000"/>
@@ -2434,7 +2512,6 @@
         <w:trPr>
           <w:trHeight w:val="616" w:hRule="auto"/>
         </w:trPr>
-        body14
         <w:tc>
           <w:tcPr>
             <w:tcBorders>
@@ -2469,17 +2546,19 @@
                 <w:i w:val="false"/>
                 <w:b w:val="false"/>
                 <w:u w:val="none"/>
-                <w:sz w:val="22"/>
-                <w:szCs w:val="22"/>
-                <w:color w:val="000000"/>
-              </w:rPr>
-            </w:pPr>
-            <w:r>
-              <w:rPr>
-                <w:rFonts w:ascii="Helvetica" w:hAnsi="Helvetica" w:eastAsia="Helvetica" w:cs="Helvetica"/>
-                <w:i w:val="false"/>
-                <w:b w:val="false"/>
-                <w:u w:val="none"/>
+                <w:strike w:val="false"/>
+                <w:sz w:val="22"/>
+                <w:szCs w:val="22"/>
+                <w:color w:val="000000"/>
+              </w:rPr>
+            </w:pPr>
+            <w:r>
+              <w:rPr>
+                <w:rFonts w:ascii="Helvetica" w:hAnsi="Helvetica" w:eastAsia="Helvetica" w:cs="Helvetica"/>
+                <w:i w:val="false"/>
+                <w:b w:val="false"/>
+                <w:u w:val="none"/>
+                <w:strike w:val="false"/>
                 <w:sz w:val="22"/>
                 <w:szCs w:val="22"/>
                 <w:color w:val="000000"/>
@@ -2522,17 +2601,19 @@
                 <w:i w:val="false"/>
                 <w:b w:val="false"/>
                 <w:u w:val="none"/>
-                <w:sz w:val="22"/>
-                <w:szCs w:val="22"/>
-                <w:color w:val="000000"/>
-              </w:rPr>
-            </w:pPr>
-            <w:r>
-              <w:rPr>
-                <w:rFonts w:ascii="Helvetica" w:hAnsi="Helvetica" w:eastAsia="Helvetica" w:cs="Helvetica"/>
-                <w:i w:val="false"/>
-                <w:b w:val="false"/>
-                <w:u w:val="none"/>
+                <w:strike w:val="false"/>
+                <w:sz w:val="22"/>
+                <w:szCs w:val="22"/>
+                <w:color w:val="000000"/>
+              </w:rPr>
+            </w:pPr>
+            <w:r>
+              <w:rPr>
+                <w:rFonts w:ascii="Helvetica" w:hAnsi="Helvetica" w:eastAsia="Helvetica" w:cs="Helvetica"/>
+                <w:i w:val="false"/>
+                <w:b w:val="false"/>
+                <w:u w:val="none"/>
+                <w:strike w:val="false"/>
                 <w:sz w:val="22"/>
                 <w:szCs w:val="22"/>
                 <w:color w:val="000000"/>
@@ -2575,17 +2656,19 @@
                 <w:i w:val="false"/>
                 <w:b w:val="false"/>
                 <w:u w:val="none"/>
-                <w:sz w:val="22"/>
-                <w:szCs w:val="22"/>
-                <w:color w:val="000000"/>
-              </w:rPr>
-            </w:pPr>
-            <w:r>
-              <w:rPr>
-                <w:rFonts w:ascii="Helvetica" w:hAnsi="Helvetica" w:eastAsia="Helvetica" w:cs="Helvetica"/>
-                <w:i w:val="false"/>
-                <w:b w:val="false"/>
-                <w:u w:val="none"/>
+                <w:strike w:val="false"/>
+                <w:sz w:val="22"/>
+                <w:szCs w:val="22"/>
+                <w:color w:val="000000"/>
+              </w:rPr>
+            </w:pPr>
+            <w:r>
+              <w:rPr>
+                <w:rFonts w:ascii="Helvetica" w:hAnsi="Helvetica" w:eastAsia="Helvetica" w:cs="Helvetica"/>
+                <w:i w:val="false"/>
+                <w:b w:val="false"/>
+                <w:u w:val="none"/>
+                <w:strike w:val="false"/>
                 <w:sz w:val="22"/>
                 <w:szCs w:val="22"/>
                 <w:color w:val="000000"/>
@@ -2599,7 +2682,6 @@
         <w:trPr>
           <w:trHeight w:val="616" w:hRule="auto"/>
         </w:trPr>
-        body15
         <w:tc>
           <w:tcPr>
             <w:tcBorders>
@@ -2634,17 +2716,19 @@
                 <w:i w:val="false"/>
                 <w:b w:val="false"/>
                 <w:u w:val="none"/>
-                <w:sz w:val="22"/>
-                <w:szCs w:val="22"/>
-                <w:color w:val="000000"/>
-              </w:rPr>
-            </w:pPr>
-            <w:r>
-              <w:rPr>
-                <w:rFonts w:ascii="Helvetica" w:hAnsi="Helvetica" w:eastAsia="Helvetica" w:cs="Helvetica"/>
-                <w:i w:val="false"/>
-                <w:b w:val="false"/>
-                <w:u w:val="none"/>
+                <w:strike w:val="false"/>
+                <w:sz w:val="22"/>
+                <w:szCs w:val="22"/>
+                <w:color w:val="000000"/>
+              </w:rPr>
+            </w:pPr>
+            <w:r>
+              <w:rPr>
+                <w:rFonts w:ascii="Helvetica" w:hAnsi="Helvetica" w:eastAsia="Helvetica" w:cs="Helvetica"/>
+                <w:i w:val="false"/>
+                <w:b w:val="false"/>
+                <w:u w:val="none"/>
+                <w:strike w:val="false"/>
                 <w:sz w:val="22"/>
                 <w:szCs w:val="22"/>
                 <w:color w:val="000000"/>
@@ -2687,17 +2771,19 @@
                 <w:i w:val="false"/>
                 <w:b w:val="false"/>
                 <w:u w:val="none"/>
-                <w:sz w:val="22"/>
-                <w:szCs w:val="22"/>
-                <w:color w:val="000000"/>
-              </w:rPr>
-            </w:pPr>
-            <w:r>
-              <w:rPr>
-                <w:rFonts w:ascii="Helvetica" w:hAnsi="Helvetica" w:eastAsia="Helvetica" w:cs="Helvetica"/>
-                <w:i w:val="false"/>
-                <w:b w:val="false"/>
-                <w:u w:val="none"/>
+                <w:strike w:val="false"/>
+                <w:sz w:val="22"/>
+                <w:szCs w:val="22"/>
+                <w:color w:val="000000"/>
+              </w:rPr>
+            </w:pPr>
+            <w:r>
+              <w:rPr>
+                <w:rFonts w:ascii="Helvetica" w:hAnsi="Helvetica" w:eastAsia="Helvetica" w:cs="Helvetica"/>
+                <w:i w:val="false"/>
+                <w:b w:val="false"/>
+                <w:u w:val="none"/>
+                <w:strike w:val="false"/>
                 <w:sz w:val="22"/>
                 <w:szCs w:val="22"/>
                 <w:color w:val="000000"/>
@@ -2740,17 +2826,19 @@
                 <w:i w:val="false"/>
                 <w:b w:val="false"/>
                 <w:u w:val="none"/>
-                <w:sz w:val="22"/>
-                <w:szCs w:val="22"/>
-                <w:color w:val="000000"/>
-              </w:rPr>
-            </w:pPr>
-            <w:r>
-              <w:rPr>
-                <w:rFonts w:ascii="Helvetica" w:hAnsi="Helvetica" w:eastAsia="Helvetica" w:cs="Helvetica"/>
-                <w:i w:val="false"/>
-                <w:b w:val="false"/>
-                <w:u w:val="none"/>
+                <w:strike w:val="false"/>
+                <w:sz w:val="22"/>
+                <w:szCs w:val="22"/>
+                <w:color w:val="000000"/>
+              </w:rPr>
+            </w:pPr>
+            <w:r>
+              <w:rPr>
+                <w:rFonts w:ascii="Helvetica" w:hAnsi="Helvetica" w:eastAsia="Helvetica" w:cs="Helvetica"/>
+                <w:i w:val="false"/>
+                <w:b w:val="false"/>
+                <w:u w:val="none"/>
+                <w:strike w:val="false"/>
                 <w:sz w:val="22"/>
                 <w:szCs w:val="22"/>
                 <w:color w:val="000000"/>
@@ -2764,7 +2852,6 @@
         <w:trPr>
           <w:trHeight w:val="616" w:hRule="auto"/>
         </w:trPr>
-        body16
         <w:tc>
           <w:tcPr>
             <w:tcBorders>
@@ -2799,17 +2886,19 @@
                 <w:i w:val="false"/>
                 <w:b w:val="false"/>
                 <w:u w:val="none"/>
-                <w:sz w:val="22"/>
-                <w:szCs w:val="22"/>
-                <w:color w:val="000000"/>
-              </w:rPr>
-            </w:pPr>
-            <w:r>
-              <w:rPr>
-                <w:rFonts w:ascii="Helvetica" w:hAnsi="Helvetica" w:eastAsia="Helvetica" w:cs="Helvetica"/>
-                <w:i w:val="false"/>
-                <w:b w:val="false"/>
-                <w:u w:val="none"/>
+                <w:strike w:val="false"/>
+                <w:sz w:val="22"/>
+                <w:szCs w:val="22"/>
+                <w:color w:val="000000"/>
+              </w:rPr>
+            </w:pPr>
+            <w:r>
+              <w:rPr>
+                <w:rFonts w:ascii="Helvetica" w:hAnsi="Helvetica" w:eastAsia="Helvetica" w:cs="Helvetica"/>
+                <w:i w:val="false"/>
+                <w:b w:val="false"/>
+                <w:u w:val="none"/>
+                <w:strike w:val="false"/>
                 <w:sz w:val="22"/>
                 <w:szCs w:val="22"/>
                 <w:color w:val="000000"/>
@@ -2852,17 +2941,19 @@
                 <w:i w:val="false"/>
                 <w:b w:val="false"/>
                 <w:u w:val="none"/>
-                <w:sz w:val="22"/>
-                <w:szCs w:val="22"/>
-                <w:color w:val="000000"/>
-              </w:rPr>
-            </w:pPr>
-            <w:r>
-              <w:rPr>
-                <w:rFonts w:ascii="Helvetica" w:hAnsi="Helvetica" w:eastAsia="Helvetica" w:cs="Helvetica"/>
-                <w:i w:val="false"/>
-                <w:b w:val="false"/>
-                <w:u w:val="none"/>
+                <w:strike w:val="false"/>
+                <w:sz w:val="22"/>
+                <w:szCs w:val="22"/>
+                <w:color w:val="000000"/>
+              </w:rPr>
+            </w:pPr>
+            <w:r>
+              <w:rPr>
+                <w:rFonts w:ascii="Helvetica" w:hAnsi="Helvetica" w:eastAsia="Helvetica" w:cs="Helvetica"/>
+                <w:i w:val="false"/>
+                <w:b w:val="false"/>
+                <w:u w:val="none"/>
+                <w:strike w:val="false"/>
                 <w:sz w:val="22"/>
                 <w:szCs w:val="22"/>
                 <w:color w:val="000000"/>
@@ -2905,17 +2996,19 @@
                 <w:i w:val="false"/>
                 <w:b w:val="false"/>
                 <w:u w:val="none"/>
-                <w:sz w:val="22"/>
-                <w:szCs w:val="22"/>
-                <w:color w:val="000000"/>
-              </w:rPr>
-            </w:pPr>
-            <w:r>
-              <w:rPr>
-                <w:rFonts w:ascii="Helvetica" w:hAnsi="Helvetica" w:eastAsia="Helvetica" w:cs="Helvetica"/>
-                <w:i w:val="false"/>
-                <w:b w:val="false"/>
-                <w:u w:val="none"/>
+                <w:strike w:val="false"/>
+                <w:sz w:val="22"/>
+                <w:szCs w:val="22"/>
+                <w:color w:val="000000"/>
+              </w:rPr>
+            </w:pPr>
+            <w:r>
+              <w:rPr>
+                <w:rFonts w:ascii="Helvetica" w:hAnsi="Helvetica" w:eastAsia="Helvetica" w:cs="Helvetica"/>
+                <w:i w:val="false"/>
+                <w:b w:val="false"/>
+                <w:u w:val="none"/>
+                <w:strike w:val="false"/>
                 <w:sz w:val="22"/>
                 <w:szCs w:val="22"/>
                 <w:color w:val="000000"/>
@@ -2929,7 +3022,6 @@
         <w:trPr>
           <w:trHeight w:val="616" w:hRule="auto"/>
         </w:trPr>
-        body17
         <w:tc>
           <w:tcPr>
             <w:tcBorders>
@@ -2964,17 +3056,19 @@
                 <w:i w:val="false"/>
                 <w:b w:val="false"/>
                 <w:u w:val="none"/>
-                <w:sz w:val="22"/>
-                <w:szCs w:val="22"/>
-                <w:color w:val="000000"/>
-              </w:rPr>
-            </w:pPr>
-            <w:r>
-              <w:rPr>
-                <w:rFonts w:ascii="Helvetica" w:hAnsi="Helvetica" w:eastAsia="Helvetica" w:cs="Helvetica"/>
-                <w:i w:val="false"/>
-                <w:b w:val="false"/>
-                <w:u w:val="none"/>
+                <w:strike w:val="false"/>
+                <w:sz w:val="22"/>
+                <w:szCs w:val="22"/>
+                <w:color w:val="000000"/>
+              </w:rPr>
+            </w:pPr>
+            <w:r>
+              <w:rPr>
+                <w:rFonts w:ascii="Helvetica" w:hAnsi="Helvetica" w:eastAsia="Helvetica" w:cs="Helvetica"/>
+                <w:i w:val="false"/>
+                <w:b w:val="false"/>
+                <w:u w:val="none"/>
+                <w:strike w:val="false"/>
                 <w:sz w:val="22"/>
                 <w:szCs w:val="22"/>
                 <w:color w:val="000000"/>
@@ -3017,17 +3111,19 @@
                 <w:i w:val="false"/>
                 <w:b w:val="false"/>
                 <w:u w:val="none"/>
-                <w:sz w:val="22"/>
-                <w:szCs w:val="22"/>
-                <w:color w:val="000000"/>
-              </w:rPr>
-            </w:pPr>
-            <w:r>
-              <w:rPr>
-                <w:rFonts w:ascii="Helvetica" w:hAnsi="Helvetica" w:eastAsia="Helvetica" w:cs="Helvetica"/>
-                <w:i w:val="false"/>
-                <w:b w:val="false"/>
-                <w:u w:val="none"/>
+                <w:strike w:val="false"/>
+                <w:sz w:val="22"/>
+                <w:szCs w:val="22"/>
+                <w:color w:val="000000"/>
+              </w:rPr>
+            </w:pPr>
+            <w:r>
+              <w:rPr>
+                <w:rFonts w:ascii="Helvetica" w:hAnsi="Helvetica" w:eastAsia="Helvetica" w:cs="Helvetica"/>
+                <w:i w:val="false"/>
+                <w:b w:val="false"/>
+                <w:u w:val="none"/>
+                <w:strike w:val="false"/>
                 <w:sz w:val="22"/>
                 <w:szCs w:val="22"/>
                 <w:color w:val="000000"/>
@@ -3070,17 +3166,19 @@
                 <w:i w:val="false"/>
                 <w:b w:val="false"/>
                 <w:u w:val="none"/>
-                <w:sz w:val="22"/>
-                <w:szCs w:val="22"/>
-                <w:color w:val="000000"/>
-              </w:rPr>
-            </w:pPr>
-            <w:r>
-              <w:rPr>
-                <w:rFonts w:ascii="Helvetica" w:hAnsi="Helvetica" w:eastAsia="Helvetica" w:cs="Helvetica"/>
-                <w:i w:val="false"/>
-                <w:b w:val="false"/>
-                <w:u w:val="none"/>
+                <w:strike w:val="false"/>
+                <w:sz w:val="22"/>
+                <w:szCs w:val="22"/>
+                <w:color w:val="000000"/>
+              </w:rPr>
+            </w:pPr>
+            <w:r>
+              <w:rPr>
+                <w:rFonts w:ascii="Helvetica" w:hAnsi="Helvetica" w:eastAsia="Helvetica" w:cs="Helvetica"/>
+                <w:i w:val="false"/>
+                <w:b w:val="false"/>
+                <w:u w:val="none"/>
+                <w:strike w:val="false"/>
                 <w:sz w:val="22"/>
                 <w:szCs w:val="22"/>
                 <w:color w:val="000000"/>
@@ -3094,7 +3192,6 @@
         <w:trPr>
           <w:trHeight w:val="360" w:hRule="auto"/>
         </w:trPr>
-        footer 1
         <w:tc>
           <w:tcPr>
             <w:gridSpan w:val="3"/>
@@ -3130,17 +3227,19 @@
                 <w:i w:val="false"/>
                 <w:b w:val="false"/>
                 <w:u w:val="none"/>
-                <w:sz w:val="22"/>
-                <w:szCs w:val="22"/>
-                <w:color w:val="000000"/>
-              </w:rPr>
-            </w:pPr>
-            <w:r>
-              <w:rPr>
-                <w:rFonts w:ascii="Helvetica" w:hAnsi="Helvetica" w:eastAsia="Helvetica" w:cs="Helvetica"/>
-                <w:i w:val="false"/>
-                <w:b w:val="false"/>
-                <w:u w:val="none"/>
+                <w:strike w:val="false"/>
+                <w:sz w:val="22"/>
+                <w:szCs w:val="22"/>
+                <w:color w:val="000000"/>
+              </w:rPr>
+            </w:pPr>
+            <w:r>
+              <w:rPr>
+                <w:rFonts w:ascii="Helvetica" w:hAnsi="Helvetica" w:eastAsia="Helvetica" w:cs="Helvetica"/>
+                <w:i w:val="false"/>
+                <w:b w:val="false"/>
+                <w:u w:val="none"/>
+                <w:strike w:val="false"/>
                 <w:vertAlign w:val="superscript"/>
                 <w:sz w:val="22"/>
                 <w:szCs w:val="22"/>
@@ -3154,6 +3253,7 @@
                 <w:i w:val="false"/>
                 <w:b w:val="false"/>
                 <w:u w:val="none"/>
+                <w:strike w:val="false"/>
                 <w:sz w:val="22"/>
                 <w:szCs w:val="22"/>
                 <w:color w:val="000000"/>
@@ -3164,9 +3264,9 @@
         </w:tc>
       </w:tr>
     </w:tbl>
-    <w:sectPr w:officer="true">
-      <w:pgMar w:header="720" w:bottom="1440" w:top="1440" w:right="1440" w:left="1440" w:footer="720" w:gutter="720"/>
-      <w:pgSz w:h="16848" w:w="11952" w:orient="portrait"/>
+    <w:sectPr>
+      <w:pgMar w:header="708" w:bottom="1417" w:top="1417" w:right="1417" w:left="1417" w:footer="708" w:gutter="0"/>
+      <w:pgSz w:h="16838" w:w="11906" w:orient="portrait"/>
       <w:type w:val="continuous"/>
       <w:cols/>
     </w:sectPr>

--- a/results/summary.docx
+++ b/results/summary.docx
@@ -26,6 +26,7 @@
           <w:trHeight w:val="759" w:hRule="auto"/>
           <w:tblHeader/>
         </w:trPr>
+        header 1
         <w:tc>
           <w:tcPr>
             <w:tcBorders>
@@ -45,7 +46,6 @@
           </w:tcPr>
           <w:p>
             <w:pPr>
-              <w:pStyle w:val="Normal"/>
               <w:jc w:val="left"/>
               <w:pBdr>
                 <w:bottom w:val="none" w:sz="0" w:space="0" w:color="000000"/>
@@ -100,7 +100,6 @@
           </w:tcPr>
           <w:p>
             <w:pPr>
-              <w:pStyle w:val="Normal"/>
               <w:jc w:val="center"/>
               <w:pBdr>
                 <w:bottom w:val="none" w:sz="0" w:space="0" w:color="000000"/>
@@ -208,7 +207,6 @@
           </w:tcPr>
           <w:p>
             <w:pPr>
-              <w:pStyle w:val="Normal"/>
               <w:jc w:val="center"/>
               <w:pBdr>
                 <w:bottom w:val="none" w:sz="0" w:space="0" w:color="000000"/>
@@ -302,6 +300,7 @@
         <w:trPr>
           <w:trHeight w:val="616" w:hRule="auto"/>
         </w:trPr>
+        body 1
         <w:tc>
           <w:tcPr>
             <w:tcBorders>
@@ -321,7 +320,6 @@
           </w:tcPr>
           <w:p>
             <w:pPr>
-              <w:pStyle w:val="Normal"/>
               <w:jc w:val="left"/>
               <w:pBdr>
                 <w:bottom w:val="none" w:sz="0" w:space="0" w:color="000000"/>
@@ -376,7 +374,6 @@
           </w:tcPr>
           <w:p>
             <w:pPr>
-              <w:pStyle w:val="Normal"/>
               <w:jc w:val="center"/>
               <w:pBdr>
                 <w:bottom w:val="none" w:sz="0" w:space="0" w:color="000000"/>
@@ -431,7 +428,6 @@
           </w:tcPr>
           <w:p>
             <w:pPr>
-              <w:pStyle w:val="Normal"/>
               <w:jc w:val="center"/>
               <w:pBdr>
                 <w:bottom w:val="none" w:sz="0" w:space="0" w:color="000000"/>
@@ -472,26 +468,26 @@
         <w:trPr>
           <w:trHeight w:val="568" w:hRule="auto"/>
         </w:trPr>
-        <w:tc>
-          <w:tcPr>
-            <w:tcBorders>
-              <w:bottom w:val="none" w:sz="0" w:space="0" w:color="000000"/>
-              <w:top w:val="none" w:sz="0" w:space="0" w:color="000000"/>
-              <w:left w:val="none" w:sz="0" w:space="0" w:color="000000"/>
-              <w:right w:val="none" w:sz="0" w:space="0" w:color="000000"/>
-            </w:tcBorders>
-            <w:shd w:val="clear" w:color="auto" w:fill="FFFFFF"/>
-            <w:tcMar>
-              <w:top w:w="0" w:type="dxa"/>
-              <w:bottom w:w="0" w:type="dxa"/>
-              <w:left w:w="0" w:type="dxa"/>
-              <w:right w:w="0" w:type="dxa"/>
-            </w:tcMar>
-            <w:vAlign w:val="top"/>
-          </w:tcPr>
-          <w:p>
-            <w:pPr>
-              <w:pStyle w:val="Normal"/>
+        body 2
+        <w:tc>
+          <w:tcPr>
+            <w:tcBorders>
+              <w:bottom w:val="none" w:sz="0" w:space="0" w:color="000000"/>
+              <w:top w:val="none" w:sz="0" w:space="0" w:color="000000"/>
+              <w:left w:val="none" w:sz="0" w:space="0" w:color="000000"/>
+              <w:right w:val="none" w:sz="0" w:space="0" w:color="000000"/>
+            </w:tcBorders>
+            <w:shd w:val="clear" w:color="auto" w:fill="FFFFFF"/>
+            <w:tcMar>
+              <w:top w:w="0" w:type="dxa"/>
+              <w:bottom w:w="0" w:type="dxa"/>
+              <w:left w:w="0" w:type="dxa"/>
+              <w:right w:w="0" w:type="dxa"/>
+            </w:tcMar>
+            <w:vAlign w:val="top"/>
+          </w:tcPr>
+          <w:p>
+            <w:pPr>
               <w:jc w:val="left"/>
               <w:pBdr>
                 <w:bottom w:val="none" w:sz="0" w:space="0" w:color="000000"/>
@@ -546,7 +542,6 @@
           </w:tcPr>
           <w:p>
             <w:pPr>
-              <w:pStyle w:val="Normal"/>
               <w:jc w:val="center"/>
               <w:pBdr>
                 <w:bottom w:val="none" w:sz="0" w:space="0" w:color="000000"/>
@@ -601,7 +596,6 @@
           </w:tcPr>
           <w:p>
             <w:pPr>
-              <w:pStyle w:val="Normal"/>
               <w:jc w:val="center"/>
               <w:pBdr>
                 <w:bottom w:val="none" w:sz="0" w:space="0" w:color="000000"/>
@@ -642,26 +636,26 @@
         <w:trPr>
           <w:trHeight w:val="616" w:hRule="auto"/>
         </w:trPr>
-        <w:tc>
-          <w:tcPr>
-            <w:tcBorders>
-              <w:bottom w:val="none" w:sz="0" w:space="0" w:color="000000"/>
-              <w:top w:val="none" w:sz="0" w:space="0" w:color="000000"/>
-              <w:left w:val="none" w:sz="0" w:space="0" w:color="000000"/>
-              <w:right w:val="none" w:sz="0" w:space="0" w:color="000000"/>
-            </w:tcBorders>
-            <w:shd w:val="clear" w:color="auto" w:fill="FFFFFF"/>
-            <w:tcMar>
-              <w:top w:w="0" w:type="dxa"/>
-              <w:bottom w:w="0" w:type="dxa"/>
-              <w:left w:w="0" w:type="dxa"/>
-              <w:right w:w="0" w:type="dxa"/>
-            </w:tcMar>
-            <w:vAlign w:val="top"/>
-          </w:tcPr>
-          <w:p>
-            <w:pPr>
-              <w:pStyle w:val="Normal"/>
+        body 3
+        <w:tc>
+          <w:tcPr>
+            <w:tcBorders>
+              <w:bottom w:val="none" w:sz="0" w:space="0" w:color="000000"/>
+              <w:top w:val="none" w:sz="0" w:space="0" w:color="000000"/>
+              <w:left w:val="none" w:sz="0" w:space="0" w:color="000000"/>
+              <w:right w:val="none" w:sz="0" w:space="0" w:color="000000"/>
+            </w:tcBorders>
+            <w:shd w:val="clear" w:color="auto" w:fill="FFFFFF"/>
+            <w:tcMar>
+              <w:top w:w="0" w:type="dxa"/>
+              <w:bottom w:w="0" w:type="dxa"/>
+              <w:left w:w="0" w:type="dxa"/>
+              <w:right w:w="0" w:type="dxa"/>
+            </w:tcMar>
+            <w:vAlign w:val="top"/>
+          </w:tcPr>
+          <w:p>
+            <w:pPr>
               <w:jc w:val="left"/>
               <w:pBdr>
                 <w:bottom w:val="none" w:sz="0" w:space="0" w:color="000000"/>
@@ -716,7 +710,6 @@
           </w:tcPr>
           <w:p>
             <w:pPr>
-              <w:pStyle w:val="Normal"/>
               <w:jc w:val="center"/>
               <w:pBdr>
                 <w:bottom w:val="none" w:sz="0" w:space="0" w:color="000000"/>
@@ -771,7 +764,6 @@
           </w:tcPr>
           <w:p>
             <w:pPr>
-              <w:pStyle w:val="Normal"/>
               <w:jc w:val="center"/>
               <w:pBdr>
                 <w:bottom w:val="none" w:sz="0" w:space="0" w:color="000000"/>
@@ -812,26 +804,26 @@
         <w:trPr>
           <w:trHeight w:val="616" w:hRule="auto"/>
         </w:trPr>
-        <w:tc>
-          <w:tcPr>
-            <w:tcBorders>
-              <w:bottom w:val="none" w:sz="0" w:space="0" w:color="000000"/>
-              <w:top w:val="none" w:sz="0" w:space="0" w:color="000000"/>
-              <w:left w:val="none" w:sz="0" w:space="0" w:color="000000"/>
-              <w:right w:val="none" w:sz="0" w:space="0" w:color="000000"/>
-            </w:tcBorders>
-            <w:shd w:val="clear" w:color="auto" w:fill="FFFFFF"/>
-            <w:tcMar>
-              <w:top w:w="0" w:type="dxa"/>
-              <w:bottom w:w="0" w:type="dxa"/>
-              <w:left w:w="0" w:type="dxa"/>
-              <w:right w:w="0" w:type="dxa"/>
-            </w:tcMar>
-            <w:vAlign w:val="top"/>
-          </w:tcPr>
-          <w:p>
-            <w:pPr>
-              <w:pStyle w:val="Normal"/>
+        body 4
+        <w:tc>
+          <w:tcPr>
+            <w:tcBorders>
+              <w:bottom w:val="none" w:sz="0" w:space="0" w:color="000000"/>
+              <w:top w:val="none" w:sz="0" w:space="0" w:color="000000"/>
+              <w:left w:val="none" w:sz="0" w:space="0" w:color="000000"/>
+              <w:right w:val="none" w:sz="0" w:space="0" w:color="000000"/>
+            </w:tcBorders>
+            <w:shd w:val="clear" w:color="auto" w:fill="FFFFFF"/>
+            <w:tcMar>
+              <w:top w:w="0" w:type="dxa"/>
+              <w:bottom w:w="0" w:type="dxa"/>
+              <w:left w:w="0" w:type="dxa"/>
+              <w:right w:w="0" w:type="dxa"/>
+            </w:tcMar>
+            <w:vAlign w:val="top"/>
+          </w:tcPr>
+          <w:p>
+            <w:pPr>
               <w:jc w:val="left"/>
               <w:pBdr>
                 <w:bottom w:val="none" w:sz="0" w:space="0" w:color="000000"/>
@@ -886,7 +878,6 @@
           </w:tcPr>
           <w:p>
             <w:pPr>
-              <w:pStyle w:val="Normal"/>
               <w:jc w:val="center"/>
               <w:pBdr>
                 <w:bottom w:val="none" w:sz="0" w:space="0" w:color="000000"/>
@@ -941,7 +932,6 @@
           </w:tcPr>
           <w:p>
             <w:pPr>
-              <w:pStyle w:val="Normal"/>
               <w:jc w:val="center"/>
               <w:pBdr>
                 <w:bottom w:val="none" w:sz="0" w:space="0" w:color="000000"/>
@@ -982,26 +972,26 @@
         <w:trPr>
           <w:trHeight w:val="616" w:hRule="auto"/>
         </w:trPr>
-        <w:tc>
-          <w:tcPr>
-            <w:tcBorders>
-              <w:bottom w:val="none" w:sz="0" w:space="0" w:color="000000"/>
-              <w:top w:val="none" w:sz="0" w:space="0" w:color="000000"/>
-              <w:left w:val="none" w:sz="0" w:space="0" w:color="000000"/>
-              <w:right w:val="none" w:sz="0" w:space="0" w:color="000000"/>
-            </w:tcBorders>
-            <w:shd w:val="clear" w:color="auto" w:fill="FFFFFF"/>
-            <w:tcMar>
-              <w:top w:w="0" w:type="dxa"/>
-              <w:bottom w:w="0" w:type="dxa"/>
-              <w:left w:w="0" w:type="dxa"/>
-              <w:right w:w="0" w:type="dxa"/>
-            </w:tcMar>
-            <w:vAlign w:val="top"/>
-          </w:tcPr>
-          <w:p>
-            <w:pPr>
-              <w:pStyle w:val="Normal"/>
+        body 5
+        <w:tc>
+          <w:tcPr>
+            <w:tcBorders>
+              <w:bottom w:val="none" w:sz="0" w:space="0" w:color="000000"/>
+              <w:top w:val="none" w:sz="0" w:space="0" w:color="000000"/>
+              <w:left w:val="none" w:sz="0" w:space="0" w:color="000000"/>
+              <w:right w:val="none" w:sz="0" w:space="0" w:color="000000"/>
+            </w:tcBorders>
+            <w:shd w:val="clear" w:color="auto" w:fill="FFFFFF"/>
+            <w:tcMar>
+              <w:top w:w="0" w:type="dxa"/>
+              <w:bottom w:w="0" w:type="dxa"/>
+              <w:left w:w="0" w:type="dxa"/>
+              <w:right w:w="0" w:type="dxa"/>
+            </w:tcMar>
+            <w:vAlign w:val="top"/>
+          </w:tcPr>
+          <w:p>
+            <w:pPr>
               <w:jc w:val="left"/>
               <w:pBdr>
                 <w:bottom w:val="none" w:sz="0" w:space="0" w:color="000000"/>
@@ -1056,7 +1046,6 @@
           </w:tcPr>
           <w:p>
             <w:pPr>
-              <w:pStyle w:val="Normal"/>
               <w:jc w:val="center"/>
               <w:pBdr>
                 <w:bottom w:val="none" w:sz="0" w:space="0" w:color="000000"/>
@@ -1111,7 +1100,6 @@
           </w:tcPr>
           <w:p>
             <w:pPr>
-              <w:pStyle w:val="Normal"/>
               <w:jc w:val="center"/>
               <w:pBdr>
                 <w:bottom w:val="none" w:sz="0" w:space="0" w:color="000000"/>
@@ -1152,26 +1140,26 @@
         <w:trPr>
           <w:trHeight w:val="616" w:hRule="auto"/>
         </w:trPr>
-        <w:tc>
-          <w:tcPr>
-            <w:tcBorders>
-              <w:bottom w:val="none" w:sz="0" w:space="0" w:color="000000"/>
-              <w:top w:val="none" w:sz="0" w:space="0" w:color="000000"/>
-              <w:left w:val="none" w:sz="0" w:space="0" w:color="000000"/>
-              <w:right w:val="none" w:sz="0" w:space="0" w:color="000000"/>
-            </w:tcBorders>
-            <w:shd w:val="clear" w:color="auto" w:fill="FFFFFF"/>
-            <w:tcMar>
-              <w:top w:w="0" w:type="dxa"/>
-              <w:bottom w:w="0" w:type="dxa"/>
-              <w:left w:w="0" w:type="dxa"/>
-              <w:right w:w="0" w:type="dxa"/>
-            </w:tcMar>
-            <w:vAlign w:val="top"/>
-          </w:tcPr>
-          <w:p>
-            <w:pPr>
-              <w:pStyle w:val="Normal"/>
+        body 6
+        <w:tc>
+          <w:tcPr>
+            <w:tcBorders>
+              <w:bottom w:val="none" w:sz="0" w:space="0" w:color="000000"/>
+              <w:top w:val="none" w:sz="0" w:space="0" w:color="000000"/>
+              <w:left w:val="none" w:sz="0" w:space="0" w:color="000000"/>
+              <w:right w:val="none" w:sz="0" w:space="0" w:color="000000"/>
+            </w:tcBorders>
+            <w:shd w:val="clear" w:color="auto" w:fill="FFFFFF"/>
+            <w:tcMar>
+              <w:top w:w="0" w:type="dxa"/>
+              <w:bottom w:w="0" w:type="dxa"/>
+              <w:left w:w="0" w:type="dxa"/>
+              <w:right w:w="0" w:type="dxa"/>
+            </w:tcMar>
+            <w:vAlign w:val="top"/>
+          </w:tcPr>
+          <w:p>
+            <w:pPr>
               <w:jc w:val="left"/>
               <w:pBdr>
                 <w:bottom w:val="none" w:sz="0" w:space="0" w:color="000000"/>
@@ -1226,7 +1214,6 @@
           </w:tcPr>
           <w:p>
             <w:pPr>
-              <w:pStyle w:val="Normal"/>
               <w:jc w:val="center"/>
               <w:pBdr>
                 <w:bottom w:val="none" w:sz="0" w:space="0" w:color="000000"/>
@@ -1281,7 +1268,6 @@
           </w:tcPr>
           <w:p>
             <w:pPr>
-              <w:pStyle w:val="Normal"/>
               <w:jc w:val="center"/>
               <w:pBdr>
                 <w:bottom w:val="none" w:sz="0" w:space="0" w:color="000000"/>
@@ -1322,26 +1308,26 @@
         <w:trPr>
           <w:trHeight w:val="568" w:hRule="auto"/>
         </w:trPr>
-        <w:tc>
-          <w:tcPr>
-            <w:tcBorders>
-              <w:bottom w:val="none" w:sz="0" w:space="0" w:color="000000"/>
-              <w:top w:val="none" w:sz="0" w:space="0" w:color="000000"/>
-              <w:left w:val="none" w:sz="0" w:space="0" w:color="000000"/>
-              <w:right w:val="none" w:sz="0" w:space="0" w:color="000000"/>
-            </w:tcBorders>
-            <w:shd w:val="clear" w:color="auto" w:fill="FFFFFF"/>
-            <w:tcMar>
-              <w:top w:w="0" w:type="dxa"/>
-              <w:bottom w:w="0" w:type="dxa"/>
-              <w:left w:w="0" w:type="dxa"/>
-              <w:right w:w="0" w:type="dxa"/>
-            </w:tcMar>
-            <w:vAlign w:val="top"/>
-          </w:tcPr>
-          <w:p>
-            <w:pPr>
-              <w:pStyle w:val="Normal"/>
+        body 7
+        <w:tc>
+          <w:tcPr>
+            <w:tcBorders>
+              <w:bottom w:val="none" w:sz="0" w:space="0" w:color="000000"/>
+              <w:top w:val="none" w:sz="0" w:space="0" w:color="000000"/>
+              <w:left w:val="none" w:sz="0" w:space="0" w:color="000000"/>
+              <w:right w:val="none" w:sz="0" w:space="0" w:color="000000"/>
+            </w:tcBorders>
+            <w:shd w:val="clear" w:color="auto" w:fill="FFFFFF"/>
+            <w:tcMar>
+              <w:top w:w="0" w:type="dxa"/>
+              <w:bottom w:w="0" w:type="dxa"/>
+              <w:left w:w="0" w:type="dxa"/>
+              <w:right w:w="0" w:type="dxa"/>
+            </w:tcMar>
+            <w:vAlign w:val="top"/>
+          </w:tcPr>
+          <w:p>
+            <w:pPr>
               <w:jc w:val="left"/>
               <w:pBdr>
                 <w:bottom w:val="none" w:sz="0" w:space="0" w:color="000000"/>
@@ -1396,7 +1382,6 @@
           </w:tcPr>
           <w:p>
             <w:pPr>
-              <w:pStyle w:val="Normal"/>
               <w:jc w:val="center"/>
               <w:pBdr>
                 <w:bottom w:val="none" w:sz="0" w:space="0" w:color="000000"/>
@@ -1451,7 +1436,6 @@
           </w:tcPr>
           <w:p>
             <w:pPr>
-              <w:pStyle w:val="Normal"/>
               <w:jc w:val="center"/>
               <w:pBdr>
                 <w:bottom w:val="none" w:sz="0" w:space="0" w:color="000000"/>
@@ -1492,26 +1476,26 @@
         <w:trPr>
           <w:trHeight w:val="616" w:hRule="auto"/>
         </w:trPr>
-        <w:tc>
-          <w:tcPr>
-            <w:tcBorders>
-              <w:bottom w:val="none" w:sz="0" w:space="0" w:color="000000"/>
-              <w:top w:val="none" w:sz="0" w:space="0" w:color="000000"/>
-              <w:left w:val="none" w:sz="0" w:space="0" w:color="000000"/>
-              <w:right w:val="none" w:sz="0" w:space="0" w:color="000000"/>
-            </w:tcBorders>
-            <w:shd w:val="clear" w:color="auto" w:fill="FFFFFF"/>
-            <w:tcMar>
-              <w:top w:w="0" w:type="dxa"/>
-              <w:bottom w:w="0" w:type="dxa"/>
-              <w:left w:w="0" w:type="dxa"/>
-              <w:right w:w="0" w:type="dxa"/>
-            </w:tcMar>
-            <w:vAlign w:val="top"/>
-          </w:tcPr>
-          <w:p>
-            <w:pPr>
-              <w:pStyle w:val="Normal"/>
+        body 8
+        <w:tc>
+          <w:tcPr>
+            <w:tcBorders>
+              <w:bottom w:val="none" w:sz="0" w:space="0" w:color="000000"/>
+              <w:top w:val="none" w:sz="0" w:space="0" w:color="000000"/>
+              <w:left w:val="none" w:sz="0" w:space="0" w:color="000000"/>
+              <w:right w:val="none" w:sz="0" w:space="0" w:color="000000"/>
+            </w:tcBorders>
+            <w:shd w:val="clear" w:color="auto" w:fill="FFFFFF"/>
+            <w:tcMar>
+              <w:top w:w="0" w:type="dxa"/>
+              <w:bottom w:w="0" w:type="dxa"/>
+              <w:left w:w="0" w:type="dxa"/>
+              <w:right w:w="0" w:type="dxa"/>
+            </w:tcMar>
+            <w:vAlign w:val="top"/>
+          </w:tcPr>
+          <w:p>
+            <w:pPr>
               <w:jc w:val="left"/>
               <w:pBdr>
                 <w:bottom w:val="none" w:sz="0" w:space="0" w:color="000000"/>
@@ -1566,7 +1550,6 @@
           </w:tcPr>
           <w:p>
             <w:pPr>
-              <w:pStyle w:val="Normal"/>
               <w:jc w:val="center"/>
               <w:pBdr>
                 <w:bottom w:val="none" w:sz="0" w:space="0" w:color="000000"/>
@@ -1621,7 +1604,6 @@
           </w:tcPr>
           <w:p>
             <w:pPr>
-              <w:pStyle w:val="Normal"/>
               <w:jc w:val="center"/>
               <w:pBdr>
                 <w:bottom w:val="none" w:sz="0" w:space="0" w:color="000000"/>
@@ -1662,26 +1644,26 @@
         <w:trPr>
           <w:trHeight w:val="616" w:hRule="auto"/>
         </w:trPr>
-        <w:tc>
-          <w:tcPr>
-            <w:tcBorders>
-              <w:bottom w:val="none" w:sz="0" w:space="0" w:color="000000"/>
-              <w:top w:val="none" w:sz="0" w:space="0" w:color="000000"/>
-              <w:left w:val="none" w:sz="0" w:space="0" w:color="000000"/>
-              <w:right w:val="none" w:sz="0" w:space="0" w:color="000000"/>
-            </w:tcBorders>
-            <w:shd w:val="clear" w:color="auto" w:fill="FFFFFF"/>
-            <w:tcMar>
-              <w:top w:w="0" w:type="dxa"/>
-              <w:bottom w:w="0" w:type="dxa"/>
-              <w:left w:w="0" w:type="dxa"/>
-              <w:right w:w="0" w:type="dxa"/>
-            </w:tcMar>
-            <w:vAlign w:val="top"/>
-          </w:tcPr>
-          <w:p>
-            <w:pPr>
-              <w:pStyle w:val="Normal"/>
+        body 9
+        <w:tc>
+          <w:tcPr>
+            <w:tcBorders>
+              <w:bottom w:val="none" w:sz="0" w:space="0" w:color="000000"/>
+              <w:top w:val="none" w:sz="0" w:space="0" w:color="000000"/>
+              <w:left w:val="none" w:sz="0" w:space="0" w:color="000000"/>
+              <w:right w:val="none" w:sz="0" w:space="0" w:color="000000"/>
+            </w:tcBorders>
+            <w:shd w:val="clear" w:color="auto" w:fill="FFFFFF"/>
+            <w:tcMar>
+              <w:top w:w="0" w:type="dxa"/>
+              <w:bottom w:w="0" w:type="dxa"/>
+              <w:left w:w="0" w:type="dxa"/>
+              <w:right w:w="0" w:type="dxa"/>
+            </w:tcMar>
+            <w:vAlign w:val="top"/>
+          </w:tcPr>
+          <w:p>
+            <w:pPr>
               <w:jc w:val="left"/>
               <w:pBdr>
                 <w:bottom w:val="none" w:sz="0" w:space="0" w:color="000000"/>
@@ -1736,7 +1718,6 @@
           </w:tcPr>
           <w:p>
             <w:pPr>
-              <w:pStyle w:val="Normal"/>
               <w:jc w:val="center"/>
               <w:pBdr>
                 <w:bottom w:val="none" w:sz="0" w:space="0" w:color="000000"/>
@@ -1791,7 +1772,6 @@
           </w:tcPr>
           <w:p>
             <w:pPr>
-              <w:pStyle w:val="Normal"/>
               <w:jc w:val="center"/>
               <w:pBdr>
                 <w:bottom w:val="none" w:sz="0" w:space="0" w:color="000000"/>
@@ -1832,26 +1812,26 @@
         <w:trPr>
           <w:trHeight w:val="616" w:hRule="auto"/>
         </w:trPr>
-        <w:tc>
-          <w:tcPr>
-            <w:tcBorders>
-              <w:bottom w:val="none" w:sz="0" w:space="0" w:color="000000"/>
-              <w:top w:val="none" w:sz="0" w:space="0" w:color="000000"/>
-              <w:left w:val="none" w:sz="0" w:space="0" w:color="000000"/>
-              <w:right w:val="none" w:sz="0" w:space="0" w:color="000000"/>
-            </w:tcBorders>
-            <w:shd w:val="clear" w:color="auto" w:fill="FFFFFF"/>
-            <w:tcMar>
-              <w:top w:w="0" w:type="dxa"/>
-              <w:bottom w:w="0" w:type="dxa"/>
-              <w:left w:w="0" w:type="dxa"/>
-              <w:right w:w="0" w:type="dxa"/>
-            </w:tcMar>
-            <w:vAlign w:val="top"/>
-          </w:tcPr>
-          <w:p>
-            <w:pPr>
-              <w:pStyle w:val="Normal"/>
+        body10
+        <w:tc>
+          <w:tcPr>
+            <w:tcBorders>
+              <w:bottom w:val="none" w:sz="0" w:space="0" w:color="000000"/>
+              <w:top w:val="none" w:sz="0" w:space="0" w:color="000000"/>
+              <w:left w:val="none" w:sz="0" w:space="0" w:color="000000"/>
+              <w:right w:val="none" w:sz="0" w:space="0" w:color="000000"/>
+            </w:tcBorders>
+            <w:shd w:val="clear" w:color="auto" w:fill="FFFFFF"/>
+            <w:tcMar>
+              <w:top w:w="0" w:type="dxa"/>
+              <w:bottom w:w="0" w:type="dxa"/>
+              <w:left w:w="0" w:type="dxa"/>
+              <w:right w:w="0" w:type="dxa"/>
+            </w:tcMar>
+            <w:vAlign w:val="top"/>
+          </w:tcPr>
+          <w:p>
+            <w:pPr>
               <w:jc w:val="left"/>
               <w:pBdr>
                 <w:bottom w:val="none" w:sz="0" w:space="0" w:color="000000"/>
@@ -1906,7 +1886,6 @@
           </w:tcPr>
           <w:p>
             <w:pPr>
-              <w:pStyle w:val="Normal"/>
               <w:jc w:val="center"/>
               <w:pBdr>
                 <w:bottom w:val="none" w:sz="0" w:space="0" w:color="000000"/>
@@ -1961,7 +1940,6 @@
           </w:tcPr>
           <w:p>
             <w:pPr>
-              <w:pStyle w:val="Normal"/>
               <w:jc w:val="center"/>
               <w:pBdr>
                 <w:bottom w:val="none" w:sz="0" w:space="0" w:color="000000"/>
@@ -2002,26 +1980,26 @@
         <w:trPr>
           <w:trHeight w:val="616" w:hRule="auto"/>
         </w:trPr>
-        <w:tc>
-          <w:tcPr>
-            <w:tcBorders>
-              <w:bottom w:val="none" w:sz="0" w:space="0" w:color="000000"/>
-              <w:top w:val="none" w:sz="0" w:space="0" w:color="000000"/>
-              <w:left w:val="none" w:sz="0" w:space="0" w:color="000000"/>
-              <w:right w:val="none" w:sz="0" w:space="0" w:color="000000"/>
-            </w:tcBorders>
-            <w:shd w:val="clear" w:color="auto" w:fill="FFFFFF"/>
-            <w:tcMar>
-              <w:top w:w="0" w:type="dxa"/>
-              <w:bottom w:w="0" w:type="dxa"/>
-              <w:left w:w="0" w:type="dxa"/>
-              <w:right w:w="0" w:type="dxa"/>
-            </w:tcMar>
-            <w:vAlign w:val="top"/>
-          </w:tcPr>
-          <w:p>
-            <w:pPr>
-              <w:pStyle w:val="Normal"/>
+        body11
+        <w:tc>
+          <w:tcPr>
+            <w:tcBorders>
+              <w:bottom w:val="none" w:sz="0" w:space="0" w:color="000000"/>
+              <w:top w:val="none" w:sz="0" w:space="0" w:color="000000"/>
+              <w:left w:val="none" w:sz="0" w:space="0" w:color="000000"/>
+              <w:right w:val="none" w:sz="0" w:space="0" w:color="000000"/>
+            </w:tcBorders>
+            <w:shd w:val="clear" w:color="auto" w:fill="FFFFFF"/>
+            <w:tcMar>
+              <w:top w:w="0" w:type="dxa"/>
+              <w:bottom w:w="0" w:type="dxa"/>
+              <w:left w:w="0" w:type="dxa"/>
+              <w:right w:w="0" w:type="dxa"/>
+            </w:tcMar>
+            <w:vAlign w:val="top"/>
+          </w:tcPr>
+          <w:p>
+            <w:pPr>
               <w:jc w:val="left"/>
               <w:pBdr>
                 <w:bottom w:val="none" w:sz="0" w:space="0" w:color="000000"/>
@@ -2076,7 +2054,6 @@
           </w:tcPr>
           <w:p>
             <w:pPr>
-              <w:pStyle w:val="Normal"/>
               <w:jc w:val="center"/>
               <w:pBdr>
                 <w:bottom w:val="none" w:sz="0" w:space="0" w:color="000000"/>
@@ -2131,7 +2108,6 @@
           </w:tcPr>
           <w:p>
             <w:pPr>
-              <w:pStyle w:val="Normal"/>
               <w:jc w:val="center"/>
               <w:pBdr>
                 <w:bottom w:val="none" w:sz="0" w:space="0" w:color="000000"/>
@@ -2172,26 +2148,26 @@
         <w:trPr>
           <w:trHeight w:val="616" w:hRule="auto"/>
         </w:trPr>
-        <w:tc>
-          <w:tcPr>
-            <w:tcBorders>
-              <w:bottom w:val="none" w:sz="0" w:space="0" w:color="000000"/>
-              <w:top w:val="none" w:sz="0" w:space="0" w:color="000000"/>
-              <w:left w:val="none" w:sz="0" w:space="0" w:color="000000"/>
-              <w:right w:val="none" w:sz="0" w:space="0" w:color="000000"/>
-            </w:tcBorders>
-            <w:shd w:val="clear" w:color="auto" w:fill="FFFFFF"/>
-            <w:tcMar>
-              <w:top w:w="0" w:type="dxa"/>
-              <w:bottom w:w="0" w:type="dxa"/>
-              <w:left w:w="0" w:type="dxa"/>
-              <w:right w:w="0" w:type="dxa"/>
-            </w:tcMar>
-            <w:vAlign w:val="top"/>
-          </w:tcPr>
-          <w:p>
-            <w:pPr>
-              <w:pStyle w:val="Normal"/>
+        body12
+        <w:tc>
+          <w:tcPr>
+            <w:tcBorders>
+              <w:bottom w:val="none" w:sz="0" w:space="0" w:color="000000"/>
+              <w:top w:val="none" w:sz="0" w:space="0" w:color="000000"/>
+              <w:left w:val="none" w:sz="0" w:space="0" w:color="000000"/>
+              <w:right w:val="none" w:sz="0" w:space="0" w:color="000000"/>
+            </w:tcBorders>
+            <w:shd w:val="clear" w:color="auto" w:fill="FFFFFF"/>
+            <w:tcMar>
+              <w:top w:w="0" w:type="dxa"/>
+              <w:bottom w:w="0" w:type="dxa"/>
+              <w:left w:w="0" w:type="dxa"/>
+              <w:right w:w="0" w:type="dxa"/>
+            </w:tcMar>
+            <w:vAlign w:val="top"/>
+          </w:tcPr>
+          <w:p>
+            <w:pPr>
               <w:jc w:val="left"/>
               <w:pBdr>
                 <w:bottom w:val="none" w:sz="0" w:space="0" w:color="000000"/>
@@ -2246,7 +2222,6 @@
           </w:tcPr>
           <w:p>
             <w:pPr>
-              <w:pStyle w:val="Normal"/>
               <w:jc w:val="center"/>
               <w:pBdr>
                 <w:bottom w:val="none" w:sz="0" w:space="0" w:color="000000"/>
@@ -2301,7 +2276,6 @@
           </w:tcPr>
           <w:p>
             <w:pPr>
-              <w:pStyle w:val="Normal"/>
               <w:jc w:val="center"/>
               <w:pBdr>
                 <w:bottom w:val="none" w:sz="0" w:space="0" w:color="000000"/>
@@ -2342,26 +2316,26 @@
         <w:trPr>
           <w:trHeight w:val="616" w:hRule="auto"/>
         </w:trPr>
-        <w:tc>
-          <w:tcPr>
-            <w:tcBorders>
-              <w:bottom w:val="none" w:sz="0" w:space="0" w:color="000000"/>
-              <w:top w:val="none" w:sz="0" w:space="0" w:color="000000"/>
-              <w:left w:val="none" w:sz="0" w:space="0" w:color="000000"/>
-              <w:right w:val="none" w:sz="0" w:space="0" w:color="000000"/>
-            </w:tcBorders>
-            <w:shd w:val="clear" w:color="auto" w:fill="FFFFFF"/>
-            <w:tcMar>
-              <w:top w:w="0" w:type="dxa"/>
-              <w:bottom w:w="0" w:type="dxa"/>
-              <w:left w:w="0" w:type="dxa"/>
-              <w:right w:w="0" w:type="dxa"/>
-            </w:tcMar>
-            <w:vAlign w:val="top"/>
-          </w:tcPr>
-          <w:p>
-            <w:pPr>
-              <w:pStyle w:val="Normal"/>
+        body13
+        <w:tc>
+          <w:tcPr>
+            <w:tcBorders>
+              <w:bottom w:val="none" w:sz="0" w:space="0" w:color="000000"/>
+              <w:top w:val="none" w:sz="0" w:space="0" w:color="000000"/>
+              <w:left w:val="none" w:sz="0" w:space="0" w:color="000000"/>
+              <w:right w:val="none" w:sz="0" w:space="0" w:color="000000"/>
+            </w:tcBorders>
+            <w:shd w:val="clear" w:color="auto" w:fill="FFFFFF"/>
+            <w:tcMar>
+              <w:top w:w="0" w:type="dxa"/>
+              <w:bottom w:w="0" w:type="dxa"/>
+              <w:left w:w="0" w:type="dxa"/>
+              <w:right w:w="0" w:type="dxa"/>
+            </w:tcMar>
+            <w:vAlign w:val="top"/>
+          </w:tcPr>
+          <w:p>
+            <w:pPr>
               <w:jc w:val="left"/>
               <w:pBdr>
                 <w:bottom w:val="none" w:sz="0" w:space="0" w:color="000000"/>
@@ -2416,7 +2390,6 @@
           </w:tcPr>
           <w:p>
             <w:pPr>
-              <w:pStyle w:val="Normal"/>
               <w:jc w:val="center"/>
               <w:pBdr>
                 <w:bottom w:val="none" w:sz="0" w:space="0" w:color="000000"/>
@@ -2471,7 +2444,6 @@
           </w:tcPr>
           <w:p>
             <w:pPr>
-              <w:pStyle w:val="Normal"/>
               <w:jc w:val="center"/>
               <w:pBdr>
                 <w:bottom w:val="none" w:sz="0" w:space="0" w:color="000000"/>
@@ -2512,26 +2484,26 @@
         <w:trPr>
           <w:trHeight w:val="616" w:hRule="auto"/>
         </w:trPr>
-        <w:tc>
-          <w:tcPr>
-            <w:tcBorders>
-              <w:bottom w:val="none" w:sz="0" w:space="0" w:color="000000"/>
-              <w:top w:val="none" w:sz="0" w:space="0" w:color="000000"/>
-              <w:left w:val="none" w:sz="0" w:space="0" w:color="000000"/>
-              <w:right w:val="none" w:sz="0" w:space="0" w:color="000000"/>
-            </w:tcBorders>
-            <w:shd w:val="clear" w:color="auto" w:fill="FFFFFF"/>
-            <w:tcMar>
-              <w:top w:w="0" w:type="dxa"/>
-              <w:bottom w:w="0" w:type="dxa"/>
-              <w:left w:w="0" w:type="dxa"/>
-              <w:right w:w="0" w:type="dxa"/>
-            </w:tcMar>
-            <w:vAlign w:val="top"/>
-          </w:tcPr>
-          <w:p>
-            <w:pPr>
-              <w:pStyle w:val="Normal"/>
+        body14
+        <w:tc>
+          <w:tcPr>
+            <w:tcBorders>
+              <w:bottom w:val="none" w:sz="0" w:space="0" w:color="000000"/>
+              <w:top w:val="none" w:sz="0" w:space="0" w:color="000000"/>
+              <w:left w:val="none" w:sz="0" w:space="0" w:color="000000"/>
+              <w:right w:val="none" w:sz="0" w:space="0" w:color="000000"/>
+            </w:tcBorders>
+            <w:shd w:val="clear" w:color="auto" w:fill="FFFFFF"/>
+            <w:tcMar>
+              <w:top w:w="0" w:type="dxa"/>
+              <w:bottom w:w="0" w:type="dxa"/>
+              <w:left w:w="0" w:type="dxa"/>
+              <w:right w:w="0" w:type="dxa"/>
+            </w:tcMar>
+            <w:vAlign w:val="top"/>
+          </w:tcPr>
+          <w:p>
+            <w:pPr>
               <w:jc w:val="left"/>
               <w:pBdr>
                 <w:bottom w:val="none" w:sz="0" w:space="0" w:color="000000"/>
@@ -2586,7 +2558,6 @@
           </w:tcPr>
           <w:p>
             <w:pPr>
-              <w:pStyle w:val="Normal"/>
               <w:jc w:val="center"/>
               <w:pBdr>
                 <w:bottom w:val="none" w:sz="0" w:space="0" w:color="000000"/>
@@ -2641,7 +2612,6 @@
           </w:tcPr>
           <w:p>
             <w:pPr>
-              <w:pStyle w:val="Normal"/>
               <w:jc w:val="center"/>
               <w:pBdr>
                 <w:bottom w:val="none" w:sz="0" w:space="0" w:color="000000"/>
@@ -2682,26 +2652,26 @@
         <w:trPr>
           <w:trHeight w:val="616" w:hRule="auto"/>
         </w:trPr>
-        <w:tc>
-          <w:tcPr>
-            <w:tcBorders>
-              <w:bottom w:val="none" w:sz="0" w:space="0" w:color="000000"/>
-              <w:top w:val="none" w:sz="0" w:space="0" w:color="000000"/>
-              <w:left w:val="none" w:sz="0" w:space="0" w:color="000000"/>
-              <w:right w:val="none" w:sz="0" w:space="0" w:color="000000"/>
-            </w:tcBorders>
-            <w:shd w:val="clear" w:color="auto" w:fill="FFFFFF"/>
-            <w:tcMar>
-              <w:top w:w="0" w:type="dxa"/>
-              <w:bottom w:w="0" w:type="dxa"/>
-              <w:left w:w="0" w:type="dxa"/>
-              <w:right w:w="0" w:type="dxa"/>
-            </w:tcMar>
-            <w:vAlign w:val="top"/>
-          </w:tcPr>
-          <w:p>
-            <w:pPr>
-              <w:pStyle w:val="Normal"/>
+        body15
+        <w:tc>
+          <w:tcPr>
+            <w:tcBorders>
+              <w:bottom w:val="none" w:sz="0" w:space="0" w:color="000000"/>
+              <w:top w:val="none" w:sz="0" w:space="0" w:color="000000"/>
+              <w:left w:val="none" w:sz="0" w:space="0" w:color="000000"/>
+              <w:right w:val="none" w:sz="0" w:space="0" w:color="000000"/>
+            </w:tcBorders>
+            <w:shd w:val="clear" w:color="auto" w:fill="FFFFFF"/>
+            <w:tcMar>
+              <w:top w:w="0" w:type="dxa"/>
+              <w:bottom w:w="0" w:type="dxa"/>
+              <w:left w:w="0" w:type="dxa"/>
+              <w:right w:w="0" w:type="dxa"/>
+            </w:tcMar>
+            <w:vAlign w:val="top"/>
+          </w:tcPr>
+          <w:p>
+            <w:pPr>
               <w:jc w:val="left"/>
               <w:pBdr>
                 <w:bottom w:val="none" w:sz="0" w:space="0" w:color="000000"/>
@@ -2756,7 +2726,6 @@
           </w:tcPr>
           <w:p>
             <w:pPr>
-              <w:pStyle w:val="Normal"/>
               <w:jc w:val="center"/>
               <w:pBdr>
                 <w:bottom w:val="none" w:sz="0" w:space="0" w:color="000000"/>
@@ -2811,7 +2780,6 @@
           </w:tcPr>
           <w:p>
             <w:pPr>
-              <w:pStyle w:val="Normal"/>
               <w:jc w:val="center"/>
               <w:pBdr>
                 <w:bottom w:val="none" w:sz="0" w:space="0" w:color="000000"/>
@@ -2852,26 +2820,26 @@
         <w:trPr>
           <w:trHeight w:val="616" w:hRule="auto"/>
         </w:trPr>
-        <w:tc>
-          <w:tcPr>
-            <w:tcBorders>
-              <w:bottom w:val="none" w:sz="0" w:space="0" w:color="000000"/>
-              <w:top w:val="none" w:sz="0" w:space="0" w:color="000000"/>
-              <w:left w:val="none" w:sz="0" w:space="0" w:color="000000"/>
-              <w:right w:val="none" w:sz="0" w:space="0" w:color="000000"/>
-            </w:tcBorders>
-            <w:shd w:val="clear" w:color="auto" w:fill="FFFFFF"/>
-            <w:tcMar>
-              <w:top w:w="0" w:type="dxa"/>
-              <w:bottom w:w="0" w:type="dxa"/>
-              <w:left w:w="0" w:type="dxa"/>
-              <w:right w:w="0" w:type="dxa"/>
-            </w:tcMar>
-            <w:vAlign w:val="top"/>
-          </w:tcPr>
-          <w:p>
-            <w:pPr>
-              <w:pStyle w:val="Normal"/>
+        body16
+        <w:tc>
+          <w:tcPr>
+            <w:tcBorders>
+              <w:bottom w:val="none" w:sz="0" w:space="0" w:color="000000"/>
+              <w:top w:val="none" w:sz="0" w:space="0" w:color="000000"/>
+              <w:left w:val="none" w:sz="0" w:space="0" w:color="000000"/>
+              <w:right w:val="none" w:sz="0" w:space="0" w:color="000000"/>
+            </w:tcBorders>
+            <w:shd w:val="clear" w:color="auto" w:fill="FFFFFF"/>
+            <w:tcMar>
+              <w:top w:w="0" w:type="dxa"/>
+              <w:bottom w:w="0" w:type="dxa"/>
+              <w:left w:w="0" w:type="dxa"/>
+              <w:right w:w="0" w:type="dxa"/>
+            </w:tcMar>
+            <w:vAlign w:val="top"/>
+          </w:tcPr>
+          <w:p>
+            <w:pPr>
               <w:jc w:val="left"/>
               <w:pBdr>
                 <w:bottom w:val="none" w:sz="0" w:space="0" w:color="000000"/>
@@ -2926,7 +2894,6 @@
           </w:tcPr>
           <w:p>
             <w:pPr>
-              <w:pStyle w:val="Normal"/>
               <w:jc w:val="center"/>
               <w:pBdr>
                 <w:bottom w:val="none" w:sz="0" w:space="0" w:color="000000"/>
@@ -2981,7 +2948,6 @@
           </w:tcPr>
           <w:p>
             <w:pPr>
-              <w:pStyle w:val="Normal"/>
               <w:jc w:val="center"/>
               <w:pBdr>
                 <w:bottom w:val="none" w:sz="0" w:space="0" w:color="000000"/>
@@ -3022,6 +2988,7 @@
         <w:trPr>
           <w:trHeight w:val="616" w:hRule="auto"/>
         </w:trPr>
+        body17
         <w:tc>
           <w:tcPr>
             <w:tcBorders>
@@ -3041,7 +3008,6 @@
           </w:tcPr>
           <w:p>
             <w:pPr>
-              <w:pStyle w:val="Normal"/>
               <w:jc w:val="left"/>
               <w:pBdr>
                 <w:bottom w:val="none" w:sz="0" w:space="0" w:color="000000"/>
@@ -3096,7 +3062,6 @@
           </w:tcPr>
           <w:p>
             <w:pPr>
-              <w:pStyle w:val="Normal"/>
               <w:jc w:val="center"/>
               <w:pBdr>
                 <w:bottom w:val="none" w:sz="0" w:space="0" w:color="000000"/>
@@ -3151,7 +3116,6 @@
           </w:tcPr>
           <w:p>
             <w:pPr>
-              <w:pStyle w:val="Normal"/>
               <w:jc w:val="center"/>
               <w:pBdr>
                 <w:bottom w:val="none" w:sz="0" w:space="0" w:color="000000"/>
@@ -3192,6 +3156,7 @@
         <w:trPr>
           <w:trHeight w:val="360" w:hRule="auto"/>
         </w:trPr>
+        footer 1
         <w:tc>
           <w:tcPr>
             <w:gridSpan w:val="3"/>
@@ -3212,7 +3177,6 @@
           </w:tcPr>
           <w:p>
             <w:pPr>
-              <w:pStyle w:val="Normal"/>
               <w:jc w:val="left"/>
               <w:pBdr>
                 <w:bottom w:val="none" w:sz="0" w:space="0" w:color="000000"/>

--- a/results/summary.docx
+++ b/results/summary.docx
@@ -26,7 +26,6 @@
           <w:trHeight w:val="759" w:hRule="auto"/>
           <w:tblHeader/>
         </w:trPr>
-        header 1
         <w:tc>
           <w:tcPr>
             <w:tcBorders>
@@ -46,6 +45,7 @@
           </w:tcPr>
           <w:p>
             <w:pPr>
+              <w:pStyle w:val="Normal"/>
               <w:jc w:val="left"/>
               <w:pBdr>
                 <w:bottom w:val="none" w:sz="0" w:space="0" w:color="000000"/>
@@ -100,6 +100,7 @@
           </w:tcPr>
           <w:p>
             <w:pPr>
+              <w:pStyle w:val="Normal"/>
               <w:jc w:val="center"/>
               <w:pBdr>
                 <w:bottom w:val="none" w:sz="0" w:space="0" w:color="000000"/>
@@ -207,6 +208,7 @@
           </w:tcPr>
           <w:p>
             <w:pPr>
+              <w:pStyle w:val="Normal"/>
               <w:jc w:val="center"/>
               <w:pBdr>
                 <w:bottom w:val="none" w:sz="0" w:space="0" w:color="000000"/>
@@ -300,7 +302,6 @@
         <w:trPr>
           <w:trHeight w:val="616" w:hRule="auto"/>
         </w:trPr>
-        body 1
         <w:tc>
           <w:tcPr>
             <w:tcBorders>
@@ -320,6 +321,7 @@
           </w:tcPr>
           <w:p>
             <w:pPr>
+              <w:pStyle w:val="Normal"/>
               <w:jc w:val="left"/>
               <w:pBdr>
                 <w:bottom w:val="none" w:sz="0" w:space="0" w:color="000000"/>
@@ -374,6 +376,7 @@
           </w:tcPr>
           <w:p>
             <w:pPr>
+              <w:pStyle w:val="Normal"/>
               <w:jc w:val="center"/>
               <w:pBdr>
                 <w:bottom w:val="none" w:sz="0" w:space="0" w:color="000000"/>
@@ -428,6 +431,7 @@
           </w:tcPr>
           <w:p>
             <w:pPr>
+              <w:pStyle w:val="Normal"/>
               <w:jc w:val="center"/>
               <w:pBdr>
                 <w:bottom w:val="none" w:sz="0" w:space="0" w:color="000000"/>
@@ -468,26 +472,26 @@
         <w:trPr>
           <w:trHeight w:val="568" w:hRule="auto"/>
         </w:trPr>
-        body 2
-        <w:tc>
-          <w:tcPr>
-            <w:tcBorders>
-              <w:bottom w:val="none" w:sz="0" w:space="0" w:color="000000"/>
-              <w:top w:val="none" w:sz="0" w:space="0" w:color="000000"/>
-              <w:left w:val="none" w:sz="0" w:space="0" w:color="000000"/>
-              <w:right w:val="none" w:sz="0" w:space="0" w:color="000000"/>
-            </w:tcBorders>
-            <w:shd w:val="clear" w:color="auto" w:fill="FFFFFF"/>
-            <w:tcMar>
-              <w:top w:w="0" w:type="dxa"/>
-              <w:bottom w:w="0" w:type="dxa"/>
-              <w:left w:w="0" w:type="dxa"/>
-              <w:right w:w="0" w:type="dxa"/>
-            </w:tcMar>
-            <w:vAlign w:val="top"/>
-          </w:tcPr>
-          <w:p>
-            <w:pPr>
+        <w:tc>
+          <w:tcPr>
+            <w:tcBorders>
+              <w:bottom w:val="none" w:sz="0" w:space="0" w:color="000000"/>
+              <w:top w:val="none" w:sz="0" w:space="0" w:color="000000"/>
+              <w:left w:val="none" w:sz="0" w:space="0" w:color="000000"/>
+              <w:right w:val="none" w:sz="0" w:space="0" w:color="000000"/>
+            </w:tcBorders>
+            <w:shd w:val="clear" w:color="auto" w:fill="FFFFFF"/>
+            <w:tcMar>
+              <w:top w:w="0" w:type="dxa"/>
+              <w:bottom w:w="0" w:type="dxa"/>
+              <w:left w:w="0" w:type="dxa"/>
+              <w:right w:w="0" w:type="dxa"/>
+            </w:tcMar>
+            <w:vAlign w:val="top"/>
+          </w:tcPr>
+          <w:p>
+            <w:pPr>
+              <w:pStyle w:val="Normal"/>
               <w:jc w:val="left"/>
               <w:pBdr>
                 <w:bottom w:val="none" w:sz="0" w:space="0" w:color="000000"/>
@@ -542,6 +546,7 @@
           </w:tcPr>
           <w:p>
             <w:pPr>
+              <w:pStyle w:val="Normal"/>
               <w:jc w:val="center"/>
               <w:pBdr>
                 <w:bottom w:val="none" w:sz="0" w:space="0" w:color="000000"/>
@@ -596,6 +601,7 @@
           </w:tcPr>
           <w:p>
             <w:pPr>
+              <w:pStyle w:val="Normal"/>
               <w:jc w:val="center"/>
               <w:pBdr>
                 <w:bottom w:val="none" w:sz="0" w:space="0" w:color="000000"/>
@@ -636,26 +642,26 @@
         <w:trPr>
           <w:trHeight w:val="616" w:hRule="auto"/>
         </w:trPr>
-        body 3
-        <w:tc>
-          <w:tcPr>
-            <w:tcBorders>
-              <w:bottom w:val="none" w:sz="0" w:space="0" w:color="000000"/>
-              <w:top w:val="none" w:sz="0" w:space="0" w:color="000000"/>
-              <w:left w:val="none" w:sz="0" w:space="0" w:color="000000"/>
-              <w:right w:val="none" w:sz="0" w:space="0" w:color="000000"/>
-            </w:tcBorders>
-            <w:shd w:val="clear" w:color="auto" w:fill="FFFFFF"/>
-            <w:tcMar>
-              <w:top w:w="0" w:type="dxa"/>
-              <w:bottom w:w="0" w:type="dxa"/>
-              <w:left w:w="0" w:type="dxa"/>
-              <w:right w:w="0" w:type="dxa"/>
-            </w:tcMar>
-            <w:vAlign w:val="top"/>
-          </w:tcPr>
-          <w:p>
-            <w:pPr>
+        <w:tc>
+          <w:tcPr>
+            <w:tcBorders>
+              <w:bottom w:val="none" w:sz="0" w:space="0" w:color="000000"/>
+              <w:top w:val="none" w:sz="0" w:space="0" w:color="000000"/>
+              <w:left w:val="none" w:sz="0" w:space="0" w:color="000000"/>
+              <w:right w:val="none" w:sz="0" w:space="0" w:color="000000"/>
+            </w:tcBorders>
+            <w:shd w:val="clear" w:color="auto" w:fill="FFFFFF"/>
+            <w:tcMar>
+              <w:top w:w="0" w:type="dxa"/>
+              <w:bottom w:w="0" w:type="dxa"/>
+              <w:left w:w="0" w:type="dxa"/>
+              <w:right w:w="0" w:type="dxa"/>
+            </w:tcMar>
+            <w:vAlign w:val="top"/>
+          </w:tcPr>
+          <w:p>
+            <w:pPr>
+              <w:pStyle w:val="Normal"/>
               <w:jc w:val="left"/>
               <w:pBdr>
                 <w:bottom w:val="none" w:sz="0" w:space="0" w:color="000000"/>
@@ -710,6 +716,7 @@
           </w:tcPr>
           <w:p>
             <w:pPr>
+              <w:pStyle w:val="Normal"/>
               <w:jc w:val="center"/>
               <w:pBdr>
                 <w:bottom w:val="none" w:sz="0" w:space="0" w:color="000000"/>
@@ -764,6 +771,7 @@
           </w:tcPr>
           <w:p>
             <w:pPr>
+              <w:pStyle w:val="Normal"/>
               <w:jc w:val="center"/>
               <w:pBdr>
                 <w:bottom w:val="none" w:sz="0" w:space="0" w:color="000000"/>
@@ -804,26 +812,26 @@
         <w:trPr>
           <w:trHeight w:val="616" w:hRule="auto"/>
         </w:trPr>
-        body 4
-        <w:tc>
-          <w:tcPr>
-            <w:tcBorders>
-              <w:bottom w:val="none" w:sz="0" w:space="0" w:color="000000"/>
-              <w:top w:val="none" w:sz="0" w:space="0" w:color="000000"/>
-              <w:left w:val="none" w:sz="0" w:space="0" w:color="000000"/>
-              <w:right w:val="none" w:sz="0" w:space="0" w:color="000000"/>
-            </w:tcBorders>
-            <w:shd w:val="clear" w:color="auto" w:fill="FFFFFF"/>
-            <w:tcMar>
-              <w:top w:w="0" w:type="dxa"/>
-              <w:bottom w:w="0" w:type="dxa"/>
-              <w:left w:w="0" w:type="dxa"/>
-              <w:right w:w="0" w:type="dxa"/>
-            </w:tcMar>
-            <w:vAlign w:val="top"/>
-          </w:tcPr>
-          <w:p>
-            <w:pPr>
+        <w:tc>
+          <w:tcPr>
+            <w:tcBorders>
+              <w:bottom w:val="none" w:sz="0" w:space="0" w:color="000000"/>
+              <w:top w:val="none" w:sz="0" w:space="0" w:color="000000"/>
+              <w:left w:val="none" w:sz="0" w:space="0" w:color="000000"/>
+              <w:right w:val="none" w:sz="0" w:space="0" w:color="000000"/>
+            </w:tcBorders>
+            <w:shd w:val="clear" w:color="auto" w:fill="FFFFFF"/>
+            <w:tcMar>
+              <w:top w:w="0" w:type="dxa"/>
+              <w:bottom w:w="0" w:type="dxa"/>
+              <w:left w:w="0" w:type="dxa"/>
+              <w:right w:w="0" w:type="dxa"/>
+            </w:tcMar>
+            <w:vAlign w:val="top"/>
+          </w:tcPr>
+          <w:p>
+            <w:pPr>
+              <w:pStyle w:val="Normal"/>
               <w:jc w:val="left"/>
               <w:pBdr>
                 <w:bottom w:val="none" w:sz="0" w:space="0" w:color="000000"/>
@@ -878,6 +886,7 @@
           </w:tcPr>
           <w:p>
             <w:pPr>
+              <w:pStyle w:val="Normal"/>
               <w:jc w:val="center"/>
               <w:pBdr>
                 <w:bottom w:val="none" w:sz="0" w:space="0" w:color="000000"/>
@@ -932,6 +941,7 @@
           </w:tcPr>
           <w:p>
             <w:pPr>
+              <w:pStyle w:val="Normal"/>
               <w:jc w:val="center"/>
               <w:pBdr>
                 <w:bottom w:val="none" w:sz="0" w:space="0" w:color="000000"/>
@@ -972,26 +982,26 @@
         <w:trPr>
           <w:trHeight w:val="616" w:hRule="auto"/>
         </w:trPr>
-        body 5
-        <w:tc>
-          <w:tcPr>
-            <w:tcBorders>
-              <w:bottom w:val="none" w:sz="0" w:space="0" w:color="000000"/>
-              <w:top w:val="none" w:sz="0" w:space="0" w:color="000000"/>
-              <w:left w:val="none" w:sz="0" w:space="0" w:color="000000"/>
-              <w:right w:val="none" w:sz="0" w:space="0" w:color="000000"/>
-            </w:tcBorders>
-            <w:shd w:val="clear" w:color="auto" w:fill="FFFFFF"/>
-            <w:tcMar>
-              <w:top w:w="0" w:type="dxa"/>
-              <w:bottom w:w="0" w:type="dxa"/>
-              <w:left w:w="0" w:type="dxa"/>
-              <w:right w:w="0" w:type="dxa"/>
-            </w:tcMar>
-            <w:vAlign w:val="top"/>
-          </w:tcPr>
-          <w:p>
-            <w:pPr>
+        <w:tc>
+          <w:tcPr>
+            <w:tcBorders>
+              <w:bottom w:val="none" w:sz="0" w:space="0" w:color="000000"/>
+              <w:top w:val="none" w:sz="0" w:space="0" w:color="000000"/>
+              <w:left w:val="none" w:sz="0" w:space="0" w:color="000000"/>
+              <w:right w:val="none" w:sz="0" w:space="0" w:color="000000"/>
+            </w:tcBorders>
+            <w:shd w:val="clear" w:color="auto" w:fill="FFFFFF"/>
+            <w:tcMar>
+              <w:top w:w="0" w:type="dxa"/>
+              <w:bottom w:w="0" w:type="dxa"/>
+              <w:left w:w="0" w:type="dxa"/>
+              <w:right w:w="0" w:type="dxa"/>
+            </w:tcMar>
+            <w:vAlign w:val="top"/>
+          </w:tcPr>
+          <w:p>
+            <w:pPr>
+              <w:pStyle w:val="Normal"/>
               <w:jc w:val="left"/>
               <w:pBdr>
                 <w:bottom w:val="none" w:sz="0" w:space="0" w:color="000000"/>
@@ -1046,6 +1056,7 @@
           </w:tcPr>
           <w:p>
             <w:pPr>
+              <w:pStyle w:val="Normal"/>
               <w:jc w:val="center"/>
               <w:pBdr>
                 <w:bottom w:val="none" w:sz="0" w:space="0" w:color="000000"/>
@@ -1100,6 +1111,7 @@
           </w:tcPr>
           <w:p>
             <w:pPr>
+              <w:pStyle w:val="Normal"/>
               <w:jc w:val="center"/>
               <w:pBdr>
                 <w:bottom w:val="none" w:sz="0" w:space="0" w:color="000000"/>
@@ -1140,26 +1152,26 @@
         <w:trPr>
           <w:trHeight w:val="616" w:hRule="auto"/>
         </w:trPr>
-        body 6
-        <w:tc>
-          <w:tcPr>
-            <w:tcBorders>
-              <w:bottom w:val="none" w:sz="0" w:space="0" w:color="000000"/>
-              <w:top w:val="none" w:sz="0" w:space="0" w:color="000000"/>
-              <w:left w:val="none" w:sz="0" w:space="0" w:color="000000"/>
-              <w:right w:val="none" w:sz="0" w:space="0" w:color="000000"/>
-            </w:tcBorders>
-            <w:shd w:val="clear" w:color="auto" w:fill="FFFFFF"/>
-            <w:tcMar>
-              <w:top w:w="0" w:type="dxa"/>
-              <w:bottom w:w="0" w:type="dxa"/>
-              <w:left w:w="0" w:type="dxa"/>
-              <w:right w:w="0" w:type="dxa"/>
-            </w:tcMar>
-            <w:vAlign w:val="top"/>
-          </w:tcPr>
-          <w:p>
-            <w:pPr>
+        <w:tc>
+          <w:tcPr>
+            <w:tcBorders>
+              <w:bottom w:val="none" w:sz="0" w:space="0" w:color="000000"/>
+              <w:top w:val="none" w:sz="0" w:space="0" w:color="000000"/>
+              <w:left w:val="none" w:sz="0" w:space="0" w:color="000000"/>
+              <w:right w:val="none" w:sz="0" w:space="0" w:color="000000"/>
+            </w:tcBorders>
+            <w:shd w:val="clear" w:color="auto" w:fill="FFFFFF"/>
+            <w:tcMar>
+              <w:top w:w="0" w:type="dxa"/>
+              <w:bottom w:w="0" w:type="dxa"/>
+              <w:left w:w="0" w:type="dxa"/>
+              <w:right w:w="0" w:type="dxa"/>
+            </w:tcMar>
+            <w:vAlign w:val="top"/>
+          </w:tcPr>
+          <w:p>
+            <w:pPr>
+              <w:pStyle w:val="Normal"/>
               <w:jc w:val="left"/>
               <w:pBdr>
                 <w:bottom w:val="none" w:sz="0" w:space="0" w:color="000000"/>
@@ -1214,6 +1226,7 @@
           </w:tcPr>
           <w:p>
             <w:pPr>
+              <w:pStyle w:val="Normal"/>
               <w:jc w:val="center"/>
               <w:pBdr>
                 <w:bottom w:val="none" w:sz="0" w:space="0" w:color="000000"/>
@@ -1268,6 +1281,7 @@
           </w:tcPr>
           <w:p>
             <w:pPr>
+              <w:pStyle w:val="Normal"/>
               <w:jc w:val="center"/>
               <w:pBdr>
                 <w:bottom w:val="none" w:sz="0" w:space="0" w:color="000000"/>
@@ -1308,26 +1322,26 @@
         <w:trPr>
           <w:trHeight w:val="568" w:hRule="auto"/>
         </w:trPr>
-        body 7
-        <w:tc>
-          <w:tcPr>
-            <w:tcBorders>
-              <w:bottom w:val="none" w:sz="0" w:space="0" w:color="000000"/>
-              <w:top w:val="none" w:sz="0" w:space="0" w:color="000000"/>
-              <w:left w:val="none" w:sz="0" w:space="0" w:color="000000"/>
-              <w:right w:val="none" w:sz="0" w:space="0" w:color="000000"/>
-            </w:tcBorders>
-            <w:shd w:val="clear" w:color="auto" w:fill="FFFFFF"/>
-            <w:tcMar>
-              <w:top w:w="0" w:type="dxa"/>
-              <w:bottom w:w="0" w:type="dxa"/>
-              <w:left w:w="0" w:type="dxa"/>
-              <w:right w:w="0" w:type="dxa"/>
-            </w:tcMar>
-            <w:vAlign w:val="top"/>
-          </w:tcPr>
-          <w:p>
-            <w:pPr>
+        <w:tc>
+          <w:tcPr>
+            <w:tcBorders>
+              <w:bottom w:val="none" w:sz="0" w:space="0" w:color="000000"/>
+              <w:top w:val="none" w:sz="0" w:space="0" w:color="000000"/>
+              <w:left w:val="none" w:sz="0" w:space="0" w:color="000000"/>
+              <w:right w:val="none" w:sz="0" w:space="0" w:color="000000"/>
+            </w:tcBorders>
+            <w:shd w:val="clear" w:color="auto" w:fill="FFFFFF"/>
+            <w:tcMar>
+              <w:top w:w="0" w:type="dxa"/>
+              <w:bottom w:w="0" w:type="dxa"/>
+              <w:left w:w="0" w:type="dxa"/>
+              <w:right w:w="0" w:type="dxa"/>
+            </w:tcMar>
+            <w:vAlign w:val="top"/>
+          </w:tcPr>
+          <w:p>
+            <w:pPr>
+              <w:pStyle w:val="Normal"/>
               <w:jc w:val="left"/>
               <w:pBdr>
                 <w:bottom w:val="none" w:sz="0" w:space="0" w:color="000000"/>
@@ -1382,6 +1396,7 @@
           </w:tcPr>
           <w:p>
             <w:pPr>
+              <w:pStyle w:val="Normal"/>
               <w:jc w:val="center"/>
               <w:pBdr>
                 <w:bottom w:val="none" w:sz="0" w:space="0" w:color="000000"/>
@@ -1436,6 +1451,7 @@
           </w:tcPr>
           <w:p>
             <w:pPr>
+              <w:pStyle w:val="Normal"/>
               <w:jc w:val="center"/>
               <w:pBdr>
                 <w:bottom w:val="none" w:sz="0" w:space="0" w:color="000000"/>
@@ -1476,26 +1492,26 @@
         <w:trPr>
           <w:trHeight w:val="616" w:hRule="auto"/>
         </w:trPr>
-        body 8
-        <w:tc>
-          <w:tcPr>
-            <w:tcBorders>
-              <w:bottom w:val="none" w:sz="0" w:space="0" w:color="000000"/>
-              <w:top w:val="none" w:sz="0" w:space="0" w:color="000000"/>
-              <w:left w:val="none" w:sz="0" w:space="0" w:color="000000"/>
-              <w:right w:val="none" w:sz="0" w:space="0" w:color="000000"/>
-            </w:tcBorders>
-            <w:shd w:val="clear" w:color="auto" w:fill="FFFFFF"/>
-            <w:tcMar>
-              <w:top w:w="0" w:type="dxa"/>
-              <w:bottom w:w="0" w:type="dxa"/>
-              <w:left w:w="0" w:type="dxa"/>
-              <w:right w:w="0" w:type="dxa"/>
-            </w:tcMar>
-            <w:vAlign w:val="top"/>
-          </w:tcPr>
-          <w:p>
-            <w:pPr>
+        <w:tc>
+          <w:tcPr>
+            <w:tcBorders>
+              <w:bottom w:val="none" w:sz="0" w:space="0" w:color="000000"/>
+              <w:top w:val="none" w:sz="0" w:space="0" w:color="000000"/>
+              <w:left w:val="none" w:sz="0" w:space="0" w:color="000000"/>
+              <w:right w:val="none" w:sz="0" w:space="0" w:color="000000"/>
+            </w:tcBorders>
+            <w:shd w:val="clear" w:color="auto" w:fill="FFFFFF"/>
+            <w:tcMar>
+              <w:top w:w="0" w:type="dxa"/>
+              <w:bottom w:w="0" w:type="dxa"/>
+              <w:left w:w="0" w:type="dxa"/>
+              <w:right w:w="0" w:type="dxa"/>
+            </w:tcMar>
+            <w:vAlign w:val="top"/>
+          </w:tcPr>
+          <w:p>
+            <w:pPr>
+              <w:pStyle w:val="Normal"/>
               <w:jc w:val="left"/>
               <w:pBdr>
                 <w:bottom w:val="none" w:sz="0" w:space="0" w:color="000000"/>
@@ -1550,6 +1566,7 @@
           </w:tcPr>
           <w:p>
             <w:pPr>
+              <w:pStyle w:val="Normal"/>
               <w:jc w:val="center"/>
               <w:pBdr>
                 <w:bottom w:val="none" w:sz="0" w:space="0" w:color="000000"/>
@@ -1604,6 +1621,7 @@
           </w:tcPr>
           <w:p>
             <w:pPr>
+              <w:pStyle w:val="Normal"/>
               <w:jc w:val="center"/>
               <w:pBdr>
                 <w:bottom w:val="none" w:sz="0" w:space="0" w:color="000000"/>
@@ -1644,26 +1662,26 @@
         <w:trPr>
           <w:trHeight w:val="616" w:hRule="auto"/>
         </w:trPr>
-        body 9
-        <w:tc>
-          <w:tcPr>
-            <w:tcBorders>
-              <w:bottom w:val="none" w:sz="0" w:space="0" w:color="000000"/>
-              <w:top w:val="none" w:sz="0" w:space="0" w:color="000000"/>
-              <w:left w:val="none" w:sz="0" w:space="0" w:color="000000"/>
-              <w:right w:val="none" w:sz="0" w:space="0" w:color="000000"/>
-            </w:tcBorders>
-            <w:shd w:val="clear" w:color="auto" w:fill="FFFFFF"/>
-            <w:tcMar>
-              <w:top w:w="0" w:type="dxa"/>
-              <w:bottom w:w="0" w:type="dxa"/>
-              <w:left w:w="0" w:type="dxa"/>
-              <w:right w:w="0" w:type="dxa"/>
-            </w:tcMar>
-            <w:vAlign w:val="top"/>
-          </w:tcPr>
-          <w:p>
-            <w:pPr>
+        <w:tc>
+          <w:tcPr>
+            <w:tcBorders>
+              <w:bottom w:val="none" w:sz="0" w:space="0" w:color="000000"/>
+              <w:top w:val="none" w:sz="0" w:space="0" w:color="000000"/>
+              <w:left w:val="none" w:sz="0" w:space="0" w:color="000000"/>
+              <w:right w:val="none" w:sz="0" w:space="0" w:color="000000"/>
+            </w:tcBorders>
+            <w:shd w:val="clear" w:color="auto" w:fill="FFFFFF"/>
+            <w:tcMar>
+              <w:top w:w="0" w:type="dxa"/>
+              <w:bottom w:w="0" w:type="dxa"/>
+              <w:left w:w="0" w:type="dxa"/>
+              <w:right w:w="0" w:type="dxa"/>
+            </w:tcMar>
+            <w:vAlign w:val="top"/>
+          </w:tcPr>
+          <w:p>
+            <w:pPr>
+              <w:pStyle w:val="Normal"/>
               <w:jc w:val="left"/>
               <w:pBdr>
                 <w:bottom w:val="none" w:sz="0" w:space="0" w:color="000000"/>
@@ -1718,6 +1736,7 @@
           </w:tcPr>
           <w:p>
             <w:pPr>
+              <w:pStyle w:val="Normal"/>
               <w:jc w:val="center"/>
               <w:pBdr>
                 <w:bottom w:val="none" w:sz="0" w:space="0" w:color="000000"/>
@@ -1772,6 +1791,7 @@
           </w:tcPr>
           <w:p>
             <w:pPr>
+              <w:pStyle w:val="Normal"/>
               <w:jc w:val="center"/>
               <w:pBdr>
                 <w:bottom w:val="none" w:sz="0" w:space="0" w:color="000000"/>
@@ -1812,26 +1832,26 @@
         <w:trPr>
           <w:trHeight w:val="616" w:hRule="auto"/>
         </w:trPr>
-        body10
-        <w:tc>
-          <w:tcPr>
-            <w:tcBorders>
-              <w:bottom w:val="none" w:sz="0" w:space="0" w:color="000000"/>
-              <w:top w:val="none" w:sz="0" w:space="0" w:color="000000"/>
-              <w:left w:val="none" w:sz="0" w:space="0" w:color="000000"/>
-              <w:right w:val="none" w:sz="0" w:space="0" w:color="000000"/>
-            </w:tcBorders>
-            <w:shd w:val="clear" w:color="auto" w:fill="FFFFFF"/>
-            <w:tcMar>
-              <w:top w:w="0" w:type="dxa"/>
-              <w:bottom w:w="0" w:type="dxa"/>
-              <w:left w:w="0" w:type="dxa"/>
-              <w:right w:w="0" w:type="dxa"/>
-            </w:tcMar>
-            <w:vAlign w:val="top"/>
-          </w:tcPr>
-          <w:p>
-            <w:pPr>
+        <w:tc>
+          <w:tcPr>
+            <w:tcBorders>
+              <w:bottom w:val="none" w:sz="0" w:space="0" w:color="000000"/>
+              <w:top w:val="none" w:sz="0" w:space="0" w:color="000000"/>
+              <w:left w:val="none" w:sz="0" w:space="0" w:color="000000"/>
+              <w:right w:val="none" w:sz="0" w:space="0" w:color="000000"/>
+            </w:tcBorders>
+            <w:shd w:val="clear" w:color="auto" w:fill="FFFFFF"/>
+            <w:tcMar>
+              <w:top w:w="0" w:type="dxa"/>
+              <w:bottom w:w="0" w:type="dxa"/>
+              <w:left w:w="0" w:type="dxa"/>
+              <w:right w:w="0" w:type="dxa"/>
+            </w:tcMar>
+            <w:vAlign w:val="top"/>
+          </w:tcPr>
+          <w:p>
+            <w:pPr>
+              <w:pStyle w:val="Normal"/>
               <w:jc w:val="left"/>
               <w:pBdr>
                 <w:bottom w:val="none" w:sz="0" w:space="0" w:color="000000"/>
@@ -1886,6 +1906,7 @@
           </w:tcPr>
           <w:p>
             <w:pPr>
+              <w:pStyle w:val="Normal"/>
               <w:jc w:val="center"/>
               <w:pBdr>
                 <w:bottom w:val="none" w:sz="0" w:space="0" w:color="000000"/>
@@ -1940,6 +1961,7 @@
           </w:tcPr>
           <w:p>
             <w:pPr>
+              <w:pStyle w:val="Normal"/>
               <w:jc w:val="center"/>
               <w:pBdr>
                 <w:bottom w:val="none" w:sz="0" w:space="0" w:color="000000"/>
@@ -1980,26 +2002,26 @@
         <w:trPr>
           <w:trHeight w:val="616" w:hRule="auto"/>
         </w:trPr>
-        body11
-        <w:tc>
-          <w:tcPr>
-            <w:tcBorders>
-              <w:bottom w:val="none" w:sz="0" w:space="0" w:color="000000"/>
-              <w:top w:val="none" w:sz="0" w:space="0" w:color="000000"/>
-              <w:left w:val="none" w:sz="0" w:space="0" w:color="000000"/>
-              <w:right w:val="none" w:sz="0" w:space="0" w:color="000000"/>
-            </w:tcBorders>
-            <w:shd w:val="clear" w:color="auto" w:fill="FFFFFF"/>
-            <w:tcMar>
-              <w:top w:w="0" w:type="dxa"/>
-              <w:bottom w:w="0" w:type="dxa"/>
-              <w:left w:w="0" w:type="dxa"/>
-              <w:right w:w="0" w:type="dxa"/>
-            </w:tcMar>
-            <w:vAlign w:val="top"/>
-          </w:tcPr>
-          <w:p>
-            <w:pPr>
+        <w:tc>
+          <w:tcPr>
+            <w:tcBorders>
+              <w:bottom w:val="none" w:sz="0" w:space="0" w:color="000000"/>
+              <w:top w:val="none" w:sz="0" w:space="0" w:color="000000"/>
+              <w:left w:val="none" w:sz="0" w:space="0" w:color="000000"/>
+              <w:right w:val="none" w:sz="0" w:space="0" w:color="000000"/>
+            </w:tcBorders>
+            <w:shd w:val="clear" w:color="auto" w:fill="FFFFFF"/>
+            <w:tcMar>
+              <w:top w:w="0" w:type="dxa"/>
+              <w:bottom w:w="0" w:type="dxa"/>
+              <w:left w:w="0" w:type="dxa"/>
+              <w:right w:w="0" w:type="dxa"/>
+            </w:tcMar>
+            <w:vAlign w:val="top"/>
+          </w:tcPr>
+          <w:p>
+            <w:pPr>
+              <w:pStyle w:val="Normal"/>
               <w:jc w:val="left"/>
               <w:pBdr>
                 <w:bottom w:val="none" w:sz="0" w:space="0" w:color="000000"/>
@@ -2054,6 +2076,7 @@
           </w:tcPr>
           <w:p>
             <w:pPr>
+              <w:pStyle w:val="Normal"/>
               <w:jc w:val="center"/>
               <w:pBdr>
                 <w:bottom w:val="none" w:sz="0" w:space="0" w:color="000000"/>
@@ -2108,6 +2131,7 @@
           </w:tcPr>
           <w:p>
             <w:pPr>
+              <w:pStyle w:val="Normal"/>
               <w:jc w:val="center"/>
               <w:pBdr>
                 <w:bottom w:val="none" w:sz="0" w:space="0" w:color="000000"/>
@@ -2148,26 +2172,26 @@
         <w:trPr>
           <w:trHeight w:val="616" w:hRule="auto"/>
         </w:trPr>
-        body12
-        <w:tc>
-          <w:tcPr>
-            <w:tcBorders>
-              <w:bottom w:val="none" w:sz="0" w:space="0" w:color="000000"/>
-              <w:top w:val="none" w:sz="0" w:space="0" w:color="000000"/>
-              <w:left w:val="none" w:sz="0" w:space="0" w:color="000000"/>
-              <w:right w:val="none" w:sz="0" w:space="0" w:color="000000"/>
-            </w:tcBorders>
-            <w:shd w:val="clear" w:color="auto" w:fill="FFFFFF"/>
-            <w:tcMar>
-              <w:top w:w="0" w:type="dxa"/>
-              <w:bottom w:w="0" w:type="dxa"/>
-              <w:left w:w="0" w:type="dxa"/>
-              <w:right w:w="0" w:type="dxa"/>
-            </w:tcMar>
-            <w:vAlign w:val="top"/>
-          </w:tcPr>
-          <w:p>
-            <w:pPr>
+        <w:tc>
+          <w:tcPr>
+            <w:tcBorders>
+              <w:bottom w:val="none" w:sz="0" w:space="0" w:color="000000"/>
+              <w:top w:val="none" w:sz="0" w:space="0" w:color="000000"/>
+              <w:left w:val="none" w:sz="0" w:space="0" w:color="000000"/>
+              <w:right w:val="none" w:sz="0" w:space="0" w:color="000000"/>
+            </w:tcBorders>
+            <w:shd w:val="clear" w:color="auto" w:fill="FFFFFF"/>
+            <w:tcMar>
+              <w:top w:w="0" w:type="dxa"/>
+              <w:bottom w:w="0" w:type="dxa"/>
+              <w:left w:w="0" w:type="dxa"/>
+              <w:right w:w="0" w:type="dxa"/>
+            </w:tcMar>
+            <w:vAlign w:val="top"/>
+          </w:tcPr>
+          <w:p>
+            <w:pPr>
+              <w:pStyle w:val="Normal"/>
               <w:jc w:val="left"/>
               <w:pBdr>
                 <w:bottom w:val="none" w:sz="0" w:space="0" w:color="000000"/>
@@ -2222,6 +2246,7 @@
           </w:tcPr>
           <w:p>
             <w:pPr>
+              <w:pStyle w:val="Normal"/>
               <w:jc w:val="center"/>
               <w:pBdr>
                 <w:bottom w:val="none" w:sz="0" w:space="0" w:color="000000"/>
@@ -2276,6 +2301,7 @@
           </w:tcPr>
           <w:p>
             <w:pPr>
+              <w:pStyle w:val="Normal"/>
               <w:jc w:val="center"/>
               <w:pBdr>
                 <w:bottom w:val="none" w:sz="0" w:space="0" w:color="000000"/>
@@ -2316,26 +2342,26 @@
         <w:trPr>
           <w:trHeight w:val="616" w:hRule="auto"/>
         </w:trPr>
-        body13
-        <w:tc>
-          <w:tcPr>
-            <w:tcBorders>
-              <w:bottom w:val="none" w:sz="0" w:space="0" w:color="000000"/>
-              <w:top w:val="none" w:sz="0" w:space="0" w:color="000000"/>
-              <w:left w:val="none" w:sz="0" w:space="0" w:color="000000"/>
-              <w:right w:val="none" w:sz="0" w:space="0" w:color="000000"/>
-            </w:tcBorders>
-            <w:shd w:val="clear" w:color="auto" w:fill="FFFFFF"/>
-            <w:tcMar>
-              <w:top w:w="0" w:type="dxa"/>
-              <w:bottom w:w="0" w:type="dxa"/>
-              <w:left w:w="0" w:type="dxa"/>
-              <w:right w:w="0" w:type="dxa"/>
-            </w:tcMar>
-            <w:vAlign w:val="top"/>
-          </w:tcPr>
-          <w:p>
-            <w:pPr>
+        <w:tc>
+          <w:tcPr>
+            <w:tcBorders>
+              <w:bottom w:val="none" w:sz="0" w:space="0" w:color="000000"/>
+              <w:top w:val="none" w:sz="0" w:space="0" w:color="000000"/>
+              <w:left w:val="none" w:sz="0" w:space="0" w:color="000000"/>
+              <w:right w:val="none" w:sz="0" w:space="0" w:color="000000"/>
+            </w:tcBorders>
+            <w:shd w:val="clear" w:color="auto" w:fill="FFFFFF"/>
+            <w:tcMar>
+              <w:top w:w="0" w:type="dxa"/>
+              <w:bottom w:w="0" w:type="dxa"/>
+              <w:left w:w="0" w:type="dxa"/>
+              <w:right w:w="0" w:type="dxa"/>
+            </w:tcMar>
+            <w:vAlign w:val="top"/>
+          </w:tcPr>
+          <w:p>
+            <w:pPr>
+              <w:pStyle w:val="Normal"/>
               <w:jc w:val="left"/>
               <w:pBdr>
                 <w:bottom w:val="none" w:sz="0" w:space="0" w:color="000000"/>
@@ -2390,6 +2416,7 @@
           </w:tcPr>
           <w:p>
             <w:pPr>
+              <w:pStyle w:val="Normal"/>
               <w:jc w:val="center"/>
               <w:pBdr>
                 <w:bottom w:val="none" w:sz="0" w:space="0" w:color="000000"/>
@@ -2444,6 +2471,7 @@
           </w:tcPr>
           <w:p>
             <w:pPr>
+              <w:pStyle w:val="Normal"/>
               <w:jc w:val="center"/>
               <w:pBdr>
                 <w:bottom w:val="none" w:sz="0" w:space="0" w:color="000000"/>
@@ -2484,26 +2512,26 @@
         <w:trPr>
           <w:trHeight w:val="616" w:hRule="auto"/>
         </w:trPr>
-        body14
-        <w:tc>
-          <w:tcPr>
-            <w:tcBorders>
-              <w:bottom w:val="none" w:sz="0" w:space="0" w:color="000000"/>
-              <w:top w:val="none" w:sz="0" w:space="0" w:color="000000"/>
-              <w:left w:val="none" w:sz="0" w:space="0" w:color="000000"/>
-              <w:right w:val="none" w:sz="0" w:space="0" w:color="000000"/>
-            </w:tcBorders>
-            <w:shd w:val="clear" w:color="auto" w:fill="FFFFFF"/>
-            <w:tcMar>
-              <w:top w:w="0" w:type="dxa"/>
-              <w:bottom w:w="0" w:type="dxa"/>
-              <w:left w:w="0" w:type="dxa"/>
-              <w:right w:w="0" w:type="dxa"/>
-            </w:tcMar>
-            <w:vAlign w:val="top"/>
-          </w:tcPr>
-          <w:p>
-            <w:pPr>
+        <w:tc>
+          <w:tcPr>
+            <w:tcBorders>
+              <w:bottom w:val="none" w:sz="0" w:space="0" w:color="000000"/>
+              <w:top w:val="none" w:sz="0" w:space="0" w:color="000000"/>
+              <w:left w:val="none" w:sz="0" w:space="0" w:color="000000"/>
+              <w:right w:val="none" w:sz="0" w:space="0" w:color="000000"/>
+            </w:tcBorders>
+            <w:shd w:val="clear" w:color="auto" w:fill="FFFFFF"/>
+            <w:tcMar>
+              <w:top w:w="0" w:type="dxa"/>
+              <w:bottom w:w="0" w:type="dxa"/>
+              <w:left w:w="0" w:type="dxa"/>
+              <w:right w:w="0" w:type="dxa"/>
+            </w:tcMar>
+            <w:vAlign w:val="top"/>
+          </w:tcPr>
+          <w:p>
+            <w:pPr>
+              <w:pStyle w:val="Normal"/>
               <w:jc w:val="left"/>
               <w:pBdr>
                 <w:bottom w:val="none" w:sz="0" w:space="0" w:color="000000"/>
@@ -2558,6 +2586,7 @@
           </w:tcPr>
           <w:p>
             <w:pPr>
+              <w:pStyle w:val="Normal"/>
               <w:jc w:val="center"/>
               <w:pBdr>
                 <w:bottom w:val="none" w:sz="0" w:space="0" w:color="000000"/>
@@ -2612,6 +2641,7 @@
           </w:tcPr>
           <w:p>
             <w:pPr>
+              <w:pStyle w:val="Normal"/>
               <w:jc w:val="center"/>
               <w:pBdr>
                 <w:bottom w:val="none" w:sz="0" w:space="0" w:color="000000"/>
@@ -2652,26 +2682,26 @@
         <w:trPr>
           <w:trHeight w:val="616" w:hRule="auto"/>
         </w:trPr>
-        body15
-        <w:tc>
-          <w:tcPr>
-            <w:tcBorders>
-              <w:bottom w:val="none" w:sz="0" w:space="0" w:color="000000"/>
-              <w:top w:val="none" w:sz="0" w:space="0" w:color="000000"/>
-              <w:left w:val="none" w:sz="0" w:space="0" w:color="000000"/>
-              <w:right w:val="none" w:sz="0" w:space="0" w:color="000000"/>
-            </w:tcBorders>
-            <w:shd w:val="clear" w:color="auto" w:fill="FFFFFF"/>
-            <w:tcMar>
-              <w:top w:w="0" w:type="dxa"/>
-              <w:bottom w:w="0" w:type="dxa"/>
-              <w:left w:w="0" w:type="dxa"/>
-              <w:right w:w="0" w:type="dxa"/>
-            </w:tcMar>
-            <w:vAlign w:val="top"/>
-          </w:tcPr>
-          <w:p>
-            <w:pPr>
+        <w:tc>
+          <w:tcPr>
+            <w:tcBorders>
+              <w:bottom w:val="none" w:sz="0" w:space="0" w:color="000000"/>
+              <w:top w:val="none" w:sz="0" w:space="0" w:color="000000"/>
+              <w:left w:val="none" w:sz="0" w:space="0" w:color="000000"/>
+              <w:right w:val="none" w:sz="0" w:space="0" w:color="000000"/>
+            </w:tcBorders>
+            <w:shd w:val="clear" w:color="auto" w:fill="FFFFFF"/>
+            <w:tcMar>
+              <w:top w:w="0" w:type="dxa"/>
+              <w:bottom w:w="0" w:type="dxa"/>
+              <w:left w:w="0" w:type="dxa"/>
+              <w:right w:w="0" w:type="dxa"/>
+            </w:tcMar>
+            <w:vAlign w:val="top"/>
+          </w:tcPr>
+          <w:p>
+            <w:pPr>
+              <w:pStyle w:val="Normal"/>
               <w:jc w:val="left"/>
               <w:pBdr>
                 <w:bottom w:val="none" w:sz="0" w:space="0" w:color="000000"/>
@@ -2726,6 +2756,7 @@
           </w:tcPr>
           <w:p>
             <w:pPr>
+              <w:pStyle w:val="Normal"/>
               <w:jc w:val="center"/>
               <w:pBdr>
                 <w:bottom w:val="none" w:sz="0" w:space="0" w:color="000000"/>
@@ -2780,6 +2811,7 @@
           </w:tcPr>
           <w:p>
             <w:pPr>
+              <w:pStyle w:val="Normal"/>
               <w:jc w:val="center"/>
               <w:pBdr>
                 <w:bottom w:val="none" w:sz="0" w:space="0" w:color="000000"/>
@@ -2820,26 +2852,26 @@
         <w:trPr>
           <w:trHeight w:val="616" w:hRule="auto"/>
         </w:trPr>
-        body16
-        <w:tc>
-          <w:tcPr>
-            <w:tcBorders>
-              <w:bottom w:val="none" w:sz="0" w:space="0" w:color="000000"/>
-              <w:top w:val="none" w:sz="0" w:space="0" w:color="000000"/>
-              <w:left w:val="none" w:sz="0" w:space="0" w:color="000000"/>
-              <w:right w:val="none" w:sz="0" w:space="0" w:color="000000"/>
-            </w:tcBorders>
-            <w:shd w:val="clear" w:color="auto" w:fill="FFFFFF"/>
-            <w:tcMar>
-              <w:top w:w="0" w:type="dxa"/>
-              <w:bottom w:w="0" w:type="dxa"/>
-              <w:left w:w="0" w:type="dxa"/>
-              <w:right w:w="0" w:type="dxa"/>
-            </w:tcMar>
-            <w:vAlign w:val="top"/>
-          </w:tcPr>
-          <w:p>
-            <w:pPr>
+        <w:tc>
+          <w:tcPr>
+            <w:tcBorders>
+              <w:bottom w:val="none" w:sz="0" w:space="0" w:color="000000"/>
+              <w:top w:val="none" w:sz="0" w:space="0" w:color="000000"/>
+              <w:left w:val="none" w:sz="0" w:space="0" w:color="000000"/>
+              <w:right w:val="none" w:sz="0" w:space="0" w:color="000000"/>
+            </w:tcBorders>
+            <w:shd w:val="clear" w:color="auto" w:fill="FFFFFF"/>
+            <w:tcMar>
+              <w:top w:w="0" w:type="dxa"/>
+              <w:bottom w:w="0" w:type="dxa"/>
+              <w:left w:w="0" w:type="dxa"/>
+              <w:right w:w="0" w:type="dxa"/>
+            </w:tcMar>
+            <w:vAlign w:val="top"/>
+          </w:tcPr>
+          <w:p>
+            <w:pPr>
+              <w:pStyle w:val="Normal"/>
               <w:jc w:val="left"/>
               <w:pBdr>
                 <w:bottom w:val="none" w:sz="0" w:space="0" w:color="000000"/>
@@ -2894,6 +2926,7 @@
           </w:tcPr>
           <w:p>
             <w:pPr>
+              <w:pStyle w:val="Normal"/>
               <w:jc w:val="center"/>
               <w:pBdr>
                 <w:bottom w:val="none" w:sz="0" w:space="0" w:color="000000"/>
@@ -2948,6 +2981,7 @@
           </w:tcPr>
           <w:p>
             <w:pPr>
+              <w:pStyle w:val="Normal"/>
               <w:jc w:val="center"/>
               <w:pBdr>
                 <w:bottom w:val="none" w:sz="0" w:space="0" w:color="000000"/>
@@ -2988,7 +3022,6 @@
         <w:trPr>
           <w:trHeight w:val="616" w:hRule="auto"/>
         </w:trPr>
-        body17
         <w:tc>
           <w:tcPr>
             <w:tcBorders>
@@ -3008,6 +3041,7 @@
           </w:tcPr>
           <w:p>
             <w:pPr>
+              <w:pStyle w:val="Normal"/>
               <w:jc w:val="left"/>
               <w:pBdr>
                 <w:bottom w:val="none" w:sz="0" w:space="0" w:color="000000"/>
@@ -3062,6 +3096,7 @@
           </w:tcPr>
           <w:p>
             <w:pPr>
+              <w:pStyle w:val="Normal"/>
               <w:jc w:val="center"/>
               <w:pBdr>
                 <w:bottom w:val="none" w:sz="0" w:space="0" w:color="000000"/>
@@ -3116,6 +3151,7 @@
           </w:tcPr>
           <w:p>
             <w:pPr>
+              <w:pStyle w:val="Normal"/>
               <w:jc w:val="center"/>
               <w:pBdr>
                 <w:bottom w:val="none" w:sz="0" w:space="0" w:color="000000"/>
@@ -3156,7 +3192,6 @@
         <w:trPr>
           <w:trHeight w:val="360" w:hRule="auto"/>
         </w:trPr>
-        footer 1
         <w:tc>
           <w:tcPr>
             <w:gridSpan w:val="3"/>
@@ -3177,6 +3212,7 @@
           </w:tcPr>
           <w:p>
             <w:pPr>
+              <w:pStyle w:val="Normal"/>
               <w:jc w:val="left"/>
               <w:pBdr>
                 <w:bottom w:val="none" w:sz="0" w:space="0" w:color="000000"/>
